--- a/lomad-sim/lomad_batch_job_guide.docx
+++ b/lomad-sim/lomad_batch_job_guide.docx
@@ -74,23 +74,9 @@
       <w:r>
         <w:rPr>
           <w:rFonts w:ascii="Calibri" w:hAnsi="Calibri"/>
-          <w:b w:val="0"/>
           <w:sz w:val="22"/>
         </w:rPr>
-        <w:t>This guide explains how to build a Docker image for the lomad simulation, push it to a container registry, and submit Kubernetes batch jobs on the CSU TIDE shared cluster. It is written so that any collaborator — including the professor — can set up and run the pipeline independently from a fresh machine.</w:t>
-      </w:r>
-    </w:p>
-    <w:p>
-      <w:pPr>
-        <w:spacing w:after="120"/>
-      </w:pPr>
-      <w:r>
-        <w:rPr>
-          <w:rFonts w:ascii="Calibri" w:hAnsi="Calibri"/>
-          <w:b w:val="0"/>
-          <w:sz w:val="22"/>
-        </w:rPr>
-        <w:t>The entire workflow lives in the repository under lomad-sim/. No special software beyond Docker and kubectl is required to run jobs and retrieve results. A results viewer is available as an optional convenience for those using the Cowork desktop app.</w:t>
+        <w:t>This guide explains how to build a Docker image for the lomad simulation, push it to a container registry, submit Kubernetes batch jobs on the CSU TIDE cluster, and retrieve results. It assumes you are already connected to the cal-poly-lomad namespace with kubectl and have the repository on your machine.</w:t>
       </w:r>
     </w:p>
     <w:p>
@@ -139,10 +125,9 @@
       <w:r>
         <w:rPr>
           <w:rFonts w:ascii="Calibri" w:hAnsi="Calibri"/>
-          <w:b w:val="0"/>
           <w:sz w:val="22"/>
         </w:rPr>
-        <w:t>The following tools must be installed on your local machine before running any commands in this guide.</w:t>
+        <w:t>You need three things before running any commands. kubectl access to the shared namespace is assumed — these are the only items that are personal to each user.</w:t>
       </w:r>
     </w:p>
     <w:p>
@@ -166,10 +151,9 @@
       <w:r>
         <w:rPr>
           <w:rFonts w:ascii="Calibri" w:hAnsi="Calibri"/>
-          <w:b w:val="0"/>
           <w:sz w:val="22"/>
         </w:rPr>
-        <w:t>Docker builds the container image that runs on the cluster. Download from docker.com, install it, and confirm it is running (the whale icon in your menu bar on macOS).</w:t>
+        <w:t>Docker builds the container image that runs on the cluster. Download from docker.com, install it, and confirm it is running (whale icon in the menu bar on macOS).</w:t>
       </w:r>
     </w:p>
     <w:p>
@@ -222,7 +206,7 @@
           <w:color w:val="1F548B"/>
           <w:sz w:val="26"/>
         </w:rPr>
-        <w:t>kubectl</w:t>
+        <w:t>GitHub Personal Access Token</w:t>
       </w:r>
     </w:p>
     <w:p>
@@ -232,125 +216,10 @@
       <w:r>
         <w:rPr>
           <w:rFonts w:ascii="Calibri" w:hAnsi="Calibri"/>
-          <w:b w:val="0"/>
           <w:sz w:val="22"/>
         </w:rPr>
-        <w:t>kubectl is the command-line tool for communicating with the Kubernetes cluster. Download the TIDE kubeconfig from the TIDE portal and configure it:</w:t>
+        <w:t>The Docker image is stored in the GitHub Container Registry (ghcr.io). You need a token with the write:packages scope to push images under your own GitHub username. Create one at: github.com → Settings → Developer Settings → Personal Access Tokens → Tokens (classic). Check write:packages. Copy the token — GitHub shows it only once.</w:t>
       </w:r>
-    </w:p>
-    <w:p>
-      <w:pPr>
-        <w:spacing w:after="40"/>
-      </w:pPr>
-      <w:r>
-        <w:rPr>
-          <w:rFonts w:ascii="Calibri" w:hAnsi="Calibri"/>
-          <w:b/>
-          <w:color w:val="555555"/>
-          <w:sz w:val="18"/>
-        </w:rPr>
-        <w:t>Configure kubectl:</w:t>
-      </w:r>
-    </w:p>
-    <w:p>
-      <w:pPr>
-        <w:spacing w:before="0" w:after="0"/>
-        <w:ind w:left="288"/>
-        <w:shd w:val="clear" w:color="auto" w:fill="F4F4F4"/>
-        <w:pBdr>
-          <w:top w:val="single" w:sz="4" w:space="1" w:color="CCCCCC"/>
-          <w:left w:val="single" w:sz="12" w:space="2" w:color="1F548B"/>
-        </w:pBdr>
-      </w:pPr>
-      <w:r>
-        <w:rPr>
-          <w:rFonts w:ascii="Courier New" w:hAnsi="Courier New"/>
-          <w:color w:val="1E1E1E"/>
-          <w:sz w:val="19"/>
-        </w:rPr>
-        <w:t>export KUBECONFIG=/path/to/tide-kubeconfig.yaml</w:t>
-      </w:r>
-    </w:p>
-    <w:p>
-      <w:pPr>
-        <w:spacing w:before="0" w:after="0"/>
-        <w:ind w:left="288"/>
-        <w:shd w:val="clear" w:color="auto" w:fill="F4F4F4"/>
-        <w:pBdr>
-          <w:bottom w:val="single" w:sz="4" w:space="1" w:color="CCCCCC"/>
-          <w:left w:val="single" w:sz="12" w:space="2" w:color="1F548B"/>
-        </w:pBdr>
-      </w:pPr>
-      <w:r>
-        <w:rPr>
-          <w:rFonts w:ascii="Courier New" w:hAnsi="Courier New"/>
-          <w:color w:val="1E1E1E"/>
-          <w:sz w:val="19"/>
-        </w:rPr>
-        <w:t># Add to ~/.zshrc or ~/.bashrc to make it permanent</w:t>
-      </w:r>
-    </w:p>
-    <w:p>
-      <w:pPr>
-        <w:spacing w:after="40"/>
-      </w:pPr>
-    </w:p>
-    <w:p>
-      <w:pPr>
-        <w:spacing w:after="40"/>
-      </w:pPr>
-      <w:r>
-        <w:rPr>
-          <w:rFonts w:ascii="Calibri" w:hAnsi="Calibri"/>
-          <w:b/>
-          <w:color w:val="555555"/>
-          <w:sz w:val="18"/>
-        </w:rPr>
-        <w:t>Confirm cluster access:</w:t>
-      </w:r>
-    </w:p>
-    <w:p>
-      <w:pPr>
-        <w:spacing w:before="0" w:after="0"/>
-        <w:ind w:left="288"/>
-        <w:shd w:val="clear" w:color="auto" w:fill="F4F4F4"/>
-        <w:pBdr>
-          <w:top w:val="single" w:sz="4" w:space="1" w:color="CCCCCC"/>
-          <w:left w:val="single" w:sz="12" w:space="2" w:color="1F548B"/>
-        </w:pBdr>
-      </w:pPr>
-      <w:r>
-        <w:rPr>
-          <w:rFonts w:ascii="Courier New" w:hAnsi="Courier New"/>
-          <w:color w:val="1E1E1E"/>
-          <w:sz w:val="19"/>
-        </w:rPr>
-        <w:t>kubectl get nodes</w:t>
-      </w:r>
-    </w:p>
-    <w:p>
-      <w:pPr>
-        <w:spacing w:before="0" w:after="0"/>
-        <w:ind w:left="288"/>
-        <w:shd w:val="clear" w:color="auto" w:fill="F4F4F4"/>
-        <w:pBdr>
-          <w:bottom w:val="single" w:sz="4" w:space="1" w:color="CCCCCC"/>
-          <w:left w:val="single" w:sz="12" w:space="2" w:color="1F548B"/>
-        </w:pBdr>
-      </w:pPr>
-      <w:r>
-        <w:rPr>
-          <w:rFonts w:ascii="Courier New" w:hAnsi="Courier New"/>
-          <w:color w:val="1E1E1E"/>
-          <w:sz w:val="19"/>
-        </w:rPr>
-        <w:t>kubectl get pods --namespace=cal-poly-lomad</w:t>
-      </w:r>
-    </w:p>
-    <w:p>
-      <w:pPr>
-        <w:spacing w:after="40"/>
-      </w:pPr>
     </w:p>
     <w:p>
       <w:pPr>
@@ -363,7 +232,7 @@
           <w:color w:val="1F548B"/>
           <w:sz w:val="26"/>
         </w:rPr>
-        <w:t>GitHub Personal Access Token</w:t>
+        <w:t>Image pull secret in the shared namespace</w:t>
       </w:r>
     </w:p>
     <w:p>
@@ -373,156 +242,9 @@
       <w:r>
         <w:rPr>
           <w:rFonts w:ascii="Calibri" w:hAnsi="Calibri"/>
-          <w:b w:val="0"/>
           <w:sz w:val="22"/>
         </w:rPr>
-        <w:t>The Docker image is stored in the GitHub Container Registry (ghcr.io). You need a token with the write:packages scope to push images. Create one at: github.com → Settings → Developer Settings → Personal Access Tokens → Tokens (classic). Check write:packages. Copy the token — GitHub shows it only once.</w:t>
-      </w:r>
-    </w:p>
-    <w:p>
-      <w:pPr>
-        <w:spacing w:before="240" w:after="120"/>
-      </w:pPr>
-      <w:r>
-        <w:rPr>
-          <w:rFonts w:ascii="Calibri" w:hAnsi="Calibri"/>
-          <w:b/>
-          <w:color w:val="1F548B"/>
-          <w:sz w:val="26"/>
-        </w:rPr>
-        <w:t>The lomad Repository</w:t>
-      </w:r>
-    </w:p>
-    <w:p>
-      <w:pPr>
-        <w:spacing w:after="120"/>
-      </w:pPr>
-      <w:r>
-        <w:rPr>
-          <w:rFonts w:ascii="Calibri" w:hAnsi="Calibri"/>
-          <w:b w:val="0"/>
-          <w:sz w:val="22"/>
-        </w:rPr>
-        <w:t>Clone the repo and work from the root. All Docker build commands must be run from the repo root because the Dockerfile copies the full package source into the image.</w:t>
-      </w:r>
-    </w:p>
-    <w:p>
-      <w:pPr>
-        <w:spacing w:after="40"/>
-      </w:pPr>
-      <w:r>
-        <w:rPr>
-          <w:rFonts w:ascii="Calibri" w:hAnsi="Calibri"/>
-          <w:b/>
-          <w:color w:val="555555"/>
-          <w:sz w:val="18"/>
-        </w:rPr>
-        <w:t>Clone:</w:t>
-      </w:r>
-    </w:p>
-    <w:p>
-      <w:pPr>
-        <w:spacing w:before="0" w:after="0"/>
-        <w:ind w:left="288"/>
-        <w:shd w:val="clear" w:color="auto" w:fill="F4F4F4"/>
-        <w:pBdr>
-          <w:top w:val="single" w:sz="4" w:space="1" w:color="CCCCCC"/>
-          <w:left w:val="single" w:sz="12" w:space="2" w:color="1F548B"/>
-        </w:pBdr>
-      </w:pPr>
-      <w:r>
-        <w:rPr>
-          <w:rFonts w:ascii="Courier New" w:hAnsi="Courier New"/>
-          <w:color w:val="1E1E1E"/>
-          <w:sz w:val="19"/>
-        </w:rPr>
-        <w:t>git clone https://github.com/otishunt/lomad.git</w:t>
-      </w:r>
-    </w:p>
-    <w:p>
-      <w:pPr>
-        <w:spacing w:before="0" w:after="0"/>
-        <w:ind w:left="288"/>
-        <w:shd w:val="clear" w:color="auto" w:fill="F4F4F4"/>
-        <w:pBdr>
-          <w:bottom w:val="single" w:sz="4" w:space="1" w:color="CCCCCC"/>
-          <w:left w:val="single" w:sz="12" w:space="2" w:color="1F548B"/>
-        </w:pBdr>
-      </w:pPr>
-      <w:r>
-        <w:rPr>
-          <w:rFonts w:ascii="Courier New" w:hAnsi="Courier New"/>
-          <w:color w:val="1E1E1E"/>
-          <w:sz w:val="19"/>
-        </w:rPr>
-        <w:t>cd lomad</w:t>
-      </w:r>
-    </w:p>
-    <w:p>
-      <w:pPr>
-        <w:spacing w:after="40"/>
-      </w:pPr>
-    </w:p>
-    <w:p>
-      <w:r>
-        <w:br w:type="page"/>
-      </w:r>
-    </w:p>
-    <w:p>
-      <w:pPr>
-        <w:spacing w:before="360" w:after="120"/>
-        <w:pBdr>
-          <w:bottom w:val="single" w:sz="6" w:space="4" w:color="1F548B"/>
-        </w:pBdr>
-      </w:pPr>
-      <w:r>
-        <w:rPr>
-          <w:rFonts w:ascii="Calibri" w:hAnsi="Calibri"/>
-          <w:b/>
-          <w:color w:val="1F548B"/>
-          <w:sz w:val="32"/>
-        </w:rPr>
-        <w:t>One-Time Cluster Setup</w:t>
-      </w:r>
-    </w:p>
-    <w:p>
-      <w:pPr>
-        <w:spacing w:after="120"/>
-      </w:pPr>
-      <w:r>
-        <w:rPr>
-          <w:rFonts w:ascii="Calibri" w:hAnsi="Calibri"/>
-          <w:b w:val="0"/>
-          <w:sz w:val="22"/>
-        </w:rPr>
-        <w:t>These steps are done once per person per cluster.</w:t>
-      </w:r>
-    </w:p>
-    <w:p>
-      <w:pPr>
-        <w:spacing w:before="240" w:after="120"/>
-      </w:pPr>
-      <w:r>
-        <w:rPr>
-          <w:rFonts w:ascii="Calibri" w:hAnsi="Calibri"/>
-          <w:b/>
-          <w:color w:val="1F548B"/>
-          <w:sz w:val="26"/>
-        </w:rPr>
-        <w:t>Create the image pull secret</w:t>
-      </w:r>
-    </w:p>
-    <w:p>
-      <w:pPr>
-        <w:spacing w:after="120"/>
-      </w:pPr>
-      <w:r>
-        <w:rPr>
-          <w:rFonts w:ascii="Calibri" w:hAnsi="Calibri"/>
-          <w:b w:val="0"/>
-          <w:sz w:val="22"/>
-        </w:rPr>
-        <w:t>The cluster needs your GitHub credentials to pull the Docker image. This stores them as a Kubernetes secret named ghcr-secret.</w:t>
+        <w:t>The cluster needs your credentials to pull your Docker image from ghcr.io. This is a one-time command per user. Replace &lt;github-username&gt; and &lt;github-token&gt; with your own values.</w:t>
       </w:r>
     </w:p>
     <w:p>
@@ -544,7 +266,7 @@
           <w:rFonts w:ascii="Calibri" w:hAnsi="Calibri"/>
           <w:sz w:val="21"/>
         </w:rPr>
-        <w:t>Replace &lt;github-username&gt; and &lt;github-token&gt; with your own values. Never commit your token to the repository.</w:t>
+        <w:t>Never commit your token to the repository.</w:t>
       </w:r>
     </w:p>
     <w:p>
@@ -558,7 +280,7 @@
           <w:color w:val="555555"/>
           <w:sz w:val="18"/>
         </w:rPr>
-        <w:t>Create pull secret (once per user):</w:t>
+        <w:t>Create your pull secret (once):</w:t>
       </w:r>
     </w:p>
     <w:p>
@@ -577,7 +299,7 @@
           <w:color w:val="1E1E1E"/>
           <w:sz w:val="19"/>
         </w:rPr>
-        <w:t>kubectl create secret docker-registry ghcr-secret \</w:t>
+        <w:t>kubectl create secret docker-registry ghcr-secret-&lt;github-username&gt; \</w:t>
       </w:r>
     </w:p>
     <w:p>
@@ -660,108 +382,15 @@
     </w:p>
     <w:p>
       <w:pPr>
-        <w:spacing w:before="240" w:after="120"/>
+        <w:spacing w:after="120"/>
       </w:pPr>
       <w:r>
         <w:rPr>
           <w:rFonts w:ascii="Calibri" w:hAnsi="Calibri"/>
-          <w:b/>
-          <w:color w:val="1F548B"/>
-          <w:sz w:val="26"/>
-        </w:rPr>
-        <w:t>Create the Persistent Volume Claim (PVC)</w:t>
-      </w:r>
-    </w:p>
-    <w:p>
-      <w:pPr>
-        <w:spacing w:after="120"/>
-      </w:pPr>
-      <w:r>
-        <w:rPr>
-          <w:rFonts w:ascii="Calibri" w:hAnsi="Calibri"/>
-          <w:b w:val="0"/>
           <w:sz w:val="22"/>
         </w:rPr>
-        <w:t>Kubernetes pods are ephemeral — their filesystems vanish when they exit. The PVC is a shared, persistent storage volume that all simulation jobs write to, so every job appends its row to the same CSV log file. This only needs to be created once and is shared by all users in the namespace.</w:t>
+        <w:t>Note: use a unique secret name (e.g. ghcr-secret-yourname) so it does not conflict with other users' secrets in the shared namespace. You will reference this name in your job manifests.</w:t>
       </w:r>
-    </w:p>
-    <w:p>
-      <w:pPr>
-        <w:spacing w:after="40"/>
-      </w:pPr>
-      <w:r>
-        <w:rPr>
-          <w:rFonts w:ascii="Calibri" w:hAnsi="Calibri"/>
-          <w:b/>
-          <w:color w:val="555555"/>
-          <w:sz w:val="18"/>
-        </w:rPr>
-        <w:t>Create PVC (once, shared by all jobs):</w:t>
-      </w:r>
-    </w:p>
-    <w:p>
-      <w:pPr>
-        <w:spacing w:before="0" w:after="0"/>
-        <w:ind w:left="288"/>
-        <w:shd w:val="clear" w:color="auto" w:fill="F4F4F4"/>
-        <w:pBdr>
-          <w:top w:val="single" w:sz="4" w:space="1" w:color="CCCCCC"/>
-          <w:bottom w:val="single" w:sz="4" w:space="1" w:color="CCCCCC"/>
-          <w:left w:val="single" w:sz="12" w:space="2" w:color="1F548B"/>
-        </w:pBdr>
-      </w:pPr>
-      <w:r>
-        <w:rPr>
-          <w:rFonts w:ascii="Courier New" w:hAnsi="Courier New"/>
-          <w:color w:val="1E1E1E"/>
-          <w:sz w:val="19"/>
-        </w:rPr>
-        <w:t>kubectl apply -f lomad-sim/pvc.yaml --namespace=cal-poly-lomad</w:t>
-      </w:r>
-    </w:p>
-    <w:p>
-      <w:pPr>
-        <w:spacing w:after="40"/>
-      </w:pPr>
-    </w:p>
-    <w:p>
-      <w:pPr>
-        <w:spacing w:after="40"/>
-      </w:pPr>
-      <w:r>
-        <w:rPr>
-          <w:rFonts w:ascii="Calibri" w:hAnsi="Calibri"/>
-          <w:b/>
-          <w:color w:val="555555"/>
-          <w:sz w:val="18"/>
-        </w:rPr>
-        <w:t>Verify:</w:t>
-      </w:r>
-    </w:p>
-    <w:p>
-      <w:pPr>
-        <w:spacing w:before="0" w:after="0"/>
-        <w:ind w:left="288"/>
-        <w:shd w:val="clear" w:color="auto" w:fill="F4F4F4"/>
-        <w:pBdr>
-          <w:top w:val="single" w:sz="4" w:space="1" w:color="CCCCCC"/>
-          <w:bottom w:val="single" w:sz="4" w:space="1" w:color="CCCCCC"/>
-          <w:left w:val="single" w:sz="12" w:space="2" w:color="1F548B"/>
-        </w:pBdr>
-      </w:pPr>
-      <w:r>
-        <w:rPr>
-          <w:rFonts w:ascii="Courier New" w:hAnsi="Courier New"/>
-          <w:color w:val="1E1E1E"/>
-          <w:sz w:val="19"/>
-        </w:rPr>
-        <w:t>kubectl get pvc --namespace=cal-poly-lomad</w:t>
-      </w:r>
-    </w:p>
-    <w:p>
-      <w:pPr>
-        <w:spacing w:after="40"/>
-      </w:pPr>
     </w:p>
     <w:p>
       <w:r>
@@ -792,7 +421,6 @@
       <w:r>
         <w:rPr>
           <w:rFonts w:ascii="Calibri" w:hAnsi="Calibri"/>
-          <w:b w:val="0"/>
           <w:sz w:val="22"/>
         </w:rPr>
         <w:t>The Docker image is a self-contained environment with R 4.4.2, the lomad package, and the simulation script pre-installed. Rebuild and push whenever sim.R or the package source changes.</w:t>
@@ -817,7 +445,7 @@
           <w:rFonts w:ascii="Calibri" w:hAnsi="Calibri"/>
           <w:sz w:val="21"/>
         </w:rPr>
-        <w:t>All build commands must be run from the repository root (the lomad/ folder), not from inside lomad-sim/. The Dockerfile copies the entire package source into the image to install lomad from source.</w:t>
+        <w:t>All build commands must be run from the repository root (the lomad/ folder), not from inside lomad-sim/. The Dockerfile copies the full package source into the image to install lomad from source.</w:t>
       </w:r>
     </w:p>
     <w:p>
@@ -841,7 +469,6 @@
       <w:r>
         <w:rPr>
           <w:rFonts w:ascii="Calibri" w:hAnsi="Calibri"/>
-          <w:b w:val="0"/>
           <w:sz w:val="22"/>
         </w:rPr>
         <w:t>TIDE nodes run x86-64 hardware. Apple Silicon Macs build arm64 by default. The --platform flag forces a cross-platform build that will run on the cluster.</w:t>
@@ -1019,11 +646,210 @@
       <w:r>
         <w:rPr>
           <w:rFonts w:ascii="Calibri" w:hAnsi="Calibri"/>
-          <w:b w:val="0"/>
           <w:sz w:val="22"/>
         </w:rPr>
-        <w:t>The --push flag builds and pushes to ghcr.io in a single step. First build takes 5-10 minutes; later builds are faster due to Docker layer caching.</w:t>
+        <w:t>The --push flag builds and pushes to ghcr.io in one step. First build takes 5-10 minutes; later builds are much faster because Docker caches unchanged layers (R packages, system dependencies).</w:t>
       </w:r>
+    </w:p>
+    <w:p>
+      <w:pPr>
+        <w:spacing w:before="240" w:after="120"/>
+      </w:pPr>
+      <w:r>
+        <w:rPr>
+          <w:rFonts w:ascii="Calibri" w:hAnsi="Calibri"/>
+          <w:b/>
+          <w:color w:val="1F548B"/>
+          <w:sz w:val="26"/>
+        </w:rPr>
+        <w:t>Update job files to use your image</w:t>
+      </w:r>
+    </w:p>
+    <w:p>
+      <w:pPr>
+        <w:spacing w:after="120"/>
+      </w:pPr>
+      <w:r>
+        <w:rPr>
+          <w:rFonts w:ascii="Calibri" w:hAnsi="Calibri"/>
+          <w:sz w:val="22"/>
+        </w:rPr>
+        <w:t>Before submitting jobs, update the image name in job.yaml and submit_sweep.sh to point to your registry and your pull secret.</w:t>
+      </w:r>
+    </w:p>
+    <w:p>
+      <w:pPr>
+        <w:spacing w:after="120"/>
+      </w:pPr>
+      <w:r>
+        <w:rPr>
+          <w:rFonts w:ascii="Calibri" w:hAnsi="Calibri"/>
+          <w:sz w:val="22"/>
+        </w:rPr>
+        <w:t>In job.yaml, find the two commented lines and update them:</w:t>
+      </w:r>
+    </w:p>
+    <w:p>
+      <w:pPr>
+        <w:spacing w:after="40"/>
+      </w:pPr>
+      <w:r>
+        <w:rPr>
+          <w:rFonts w:ascii="Calibri" w:hAnsi="Calibri"/>
+          <w:b/>
+          <w:color w:val="555555"/>
+          <w:sz w:val="18"/>
+        </w:rPr>
+        <w:t>job.yaml — lines to update:</w:t>
+      </w:r>
+    </w:p>
+    <w:p>
+      <w:pPr>
+        <w:spacing w:before="0" w:after="0"/>
+        <w:ind w:left="288"/>
+        <w:shd w:val="clear" w:color="auto" w:fill="F4F4F4"/>
+        <w:pBdr>
+          <w:top w:val="single" w:sz="4" w:space="1" w:color="CCCCCC"/>
+          <w:left w:val="single" w:sz="12" w:space="2" w:color="1F548B"/>
+        </w:pBdr>
+      </w:pPr>
+      <w:r>
+        <w:rPr>
+          <w:rFonts w:ascii="Courier New" w:hAnsi="Courier New"/>
+          <w:color w:val="1E1E1E"/>
+          <w:sz w:val="19"/>
+        </w:rPr>
+        <w:t># ← CHANGE: replace otishunt with your GitHub username</w:t>
+      </w:r>
+    </w:p>
+    <w:p>
+      <w:pPr>
+        <w:spacing w:before="0" w:after="0"/>
+        <w:ind w:left="288"/>
+        <w:shd w:val="clear" w:color="auto" w:fill="F4F4F4"/>
+        <w:pBdr>
+          <w:left w:val="single" w:sz="12" w:space="2" w:color="1F548B"/>
+        </w:pBdr>
+      </w:pPr>
+      <w:r>
+        <w:rPr>
+          <w:rFonts w:ascii="Courier New" w:hAnsi="Courier New"/>
+          <w:color w:val="1E1E1E"/>
+          <w:sz w:val="19"/>
+        </w:rPr>
+        <w:t>image: ghcr.io/&lt;github-username&gt;/lomad-sim:latest</w:t>
+      </w:r>
+    </w:p>
+    <w:p>
+      <w:pPr>
+        <w:spacing w:before="0" w:after="0"/>
+        <w:ind w:left="288"/>
+        <w:shd w:val="clear" w:color="auto" w:fill="F4F4F4"/>
+        <w:pBdr>
+          <w:left w:val="single" w:sz="12" w:space="2" w:color="1F548B"/>
+        </w:pBdr>
+      </w:pPr>
+      <w:r>
+        <w:rPr>
+          <w:rFonts w:ascii="Courier New" w:hAnsi="Courier New"/>
+          <w:color w:val="1E1E1E"/>
+          <w:sz w:val="19"/>
+        </w:rPr>
+        <w:t xml:space="preserve"> </w:t>
+      </w:r>
+    </w:p>
+    <w:p>
+      <w:pPr>
+        <w:spacing w:before="0" w:after="0"/>
+        <w:ind w:left="288"/>
+        <w:shd w:val="clear" w:color="auto" w:fill="F4F4F4"/>
+        <w:pBdr>
+          <w:left w:val="single" w:sz="12" w:space="2" w:color="1F548B"/>
+        </w:pBdr>
+      </w:pPr>
+      <w:r>
+        <w:rPr>
+          <w:rFonts w:ascii="Courier New" w:hAnsi="Courier New"/>
+          <w:color w:val="1E1E1E"/>
+          <w:sz w:val="19"/>
+        </w:rPr>
+        <w:t>imagePullSecrets:</w:t>
+      </w:r>
+    </w:p>
+    <w:p>
+      <w:pPr>
+        <w:spacing w:before="0" w:after="0"/>
+        <w:ind w:left="288"/>
+        <w:shd w:val="clear" w:color="auto" w:fill="F4F4F4"/>
+        <w:pBdr>
+          <w:bottom w:val="single" w:sz="4" w:space="1" w:color="CCCCCC"/>
+          <w:left w:val="single" w:sz="12" w:space="2" w:color="1F548B"/>
+        </w:pBdr>
+      </w:pPr>
+      <w:r>
+        <w:rPr>
+          <w:rFonts w:ascii="Courier New" w:hAnsi="Courier New"/>
+          <w:color w:val="1E1E1E"/>
+          <w:sz w:val="19"/>
+        </w:rPr>
+        <w:t xml:space="preserve">  - name: ghcr-secret-&lt;github-username&gt;   # your secret name from Step 1</w:t>
+      </w:r>
+    </w:p>
+    <w:p>
+      <w:pPr>
+        <w:spacing w:after="40"/>
+      </w:pPr>
+    </w:p>
+    <w:p>
+      <w:pPr>
+        <w:spacing w:after="120"/>
+      </w:pPr>
+      <w:r>
+        <w:rPr>
+          <w:rFonts w:ascii="Calibri" w:hAnsi="Calibri"/>
+          <w:sz w:val="22"/>
+        </w:rPr>
+        <w:t>In submit_sweep.sh, set GHCR_USER at the top of the file or pass it at runtime:</w:t>
+      </w:r>
+    </w:p>
+    <w:p>
+      <w:pPr>
+        <w:spacing w:after="40"/>
+      </w:pPr>
+      <w:r>
+        <w:rPr>
+          <w:rFonts w:ascii="Calibri" w:hAnsi="Calibri"/>
+          <w:b/>
+          <w:color w:val="555555"/>
+          <w:sz w:val="18"/>
+        </w:rPr>
+        <w:t>submit_sweep.sh:</w:t>
+      </w:r>
+    </w:p>
+    <w:p>
+      <w:pPr>
+        <w:spacing w:before="0" w:after="0"/>
+        <w:ind w:left="288"/>
+        <w:shd w:val="clear" w:color="auto" w:fill="F4F4F4"/>
+        <w:pBdr>
+          <w:top w:val="single" w:sz="4" w:space="1" w:color="CCCCCC"/>
+          <w:bottom w:val="single" w:sz="4" w:space="1" w:color="CCCCCC"/>
+          <w:left w:val="single" w:sz="12" w:space="2" w:color="1F548B"/>
+        </w:pBdr>
+      </w:pPr>
+      <w:r>
+        <w:rPr>
+          <w:rFonts w:ascii="Courier New" w:hAnsi="Courier New"/>
+          <w:color w:val="1E1E1E"/>
+          <w:sz w:val="19"/>
+        </w:rPr>
+        <w:t>GHCR_USER=&lt;github-username&gt; bash lomad-sim/submit_sweep.sh</w:t>
+      </w:r>
+    </w:p>
+    <w:p>
+      <w:pPr>
+        <w:spacing w:after="40"/>
+      </w:pPr>
     </w:p>
     <w:p>
       <w:r>
@@ -1054,10 +880,9 @@
       <w:r>
         <w:rPr>
           <w:rFonts w:ascii="Calibri" w:hAnsi="Calibri"/>
-          <w:b w:val="0"/>
           <w:sz w:val="22"/>
         </w:rPr>
-        <w:t>Each batch job runs sim.R inside the container. The script uses the CLT-based pipeline — this replaces the older bootstrap method and is roughly 10-50x faster with no random variation between runs.</w:t>
+        <w:t>Each batch job runs sim.R inside the container using the CLT-based pipeline, which replaces the older bootstrap method and is roughly 10-50x faster.</w:t>
       </w:r>
     </w:p>
     <w:p>
@@ -1183,10 +1008,9 @@
       <w:r>
         <w:rPr>
           <w:rFonts w:ascii="Calibri" w:hAnsi="Calibri"/>
-          <w:b w:val="0"/>
           <w:sz w:val="22"/>
         </w:rPr>
-        <w:t>All parameters are passed via environment variables. You never need to rebuild the image to change parameters — just edit the env: block in job.yaml or submit_sweep.sh.</w:t>
+        <w:t>All parameters are passed via environment variables. Edit the env: block in job.yaml or submit_sweep.sh to change them — no image rebuild needed.</w:t>
       </w:r>
     </w:p>
     <w:tbl>
@@ -1421,7 +1245,7 @@
                 <w:rFonts w:ascii="Calibri" w:hAnsi="Calibri"/>
                 <w:sz w:val="20"/>
               </w:rPr>
-              <w:t>MA smoothing window h; 0 = auto (max(5, floor(n/200)))</w:t>
+              <w:t>MA smoothing window h; 0 = auto</w:t>
             </w:r>
           </w:p>
         </w:tc>
@@ -1465,7 +1289,7 @@
                 <w:rFonts w:ascii="Calibri" w:hAnsi="Calibri"/>
                 <w:sz w:val="20"/>
               </w:rPr>
-              <w:t>Rolling correlation window s; 0 = auto (min(60h, floor(n/4)))</w:t>
+              <w:t>Rolling correlation window s; 0 = auto</w:t>
             </w:r>
           </w:p>
         </w:tc>
@@ -1553,7 +1377,7 @@
                 <w:rFonts w:ascii="Calibri" w:hAnsi="Calibri"/>
                 <w:sz w:val="20"/>
               </w:rPr>
-              <w:t>Output path inside the container (mounted from PVC)</w:t>
+              <w:t>Output path inside container (mounted from shared PVC)</w:t>
             </w:r>
           </w:p>
         </w:tc>
@@ -1607,10 +1431,9 @@
       <w:r>
         <w:rPr>
           <w:rFonts w:ascii="Calibri" w:hAnsi="Calibri"/>
-          <w:b w:val="0"/>
           <w:sz w:val="22"/>
         </w:rPr>
-        <w:t>Edit the env: section of job.yaml to set the parameters you want. Find the line marked '# ← CHANGE' and replace 'otishunt' with your GitHub username, then submit:</w:t>
+        <w:t>Edit the env: section of job.yaml for the parameters you want, update the image name and pull secret to yours, then:</w:t>
       </w:r>
     </w:p>
     <w:p>
@@ -1691,10 +1514,9 @@
       <w:r>
         <w:rPr>
           <w:rFonts w:ascii="Calibri" w:hAnsi="Calibri"/>
-          <w:b w:val="0"/>
           <w:sz w:val="22"/>
         </w:rPr>
-        <w:t>submit_sweep.sh submits one job per value of d in parallel. Set your GitHub username via the GHCR_USER variable at the top of the script, or pass it at runtime:</w:t>
+        <w:t>Submits one job per value of d in parallel. All jobs write to the shared PVC so results accumulate in one CSV.</w:t>
       </w:r>
     </w:p>
     <w:p>
@@ -1718,6 +1540,7 @@
         <w:shd w:val="clear" w:color="auto" w:fill="F4F4F4"/>
         <w:pBdr>
           <w:top w:val="single" w:sz="4" w:space="1" w:color="CCCCCC"/>
+          <w:bottom w:val="single" w:sz="4" w:space="1" w:color="CCCCCC"/>
           <w:left w:val="single" w:sz="12" w:space="2" w:color="1F548B"/>
         </w:pBdr>
       </w:pPr>
@@ -1727,7 +1550,52 @@
           <w:color w:val="1E1E1E"/>
           <w:sz w:val="19"/>
         </w:rPr>
-        <w:t># Optional: override the GitHub username at runtime</w:t>
+        <w:t>GHCR_USER=&lt;github-username&gt; bash lomad-sim/submit_sweep.sh</w:t>
+      </w:r>
+    </w:p>
+    <w:p>
+      <w:pPr>
+        <w:spacing w:after="40"/>
+      </w:pPr>
+    </w:p>
+    <w:p>
+      <w:pPr>
+        <w:spacing w:before="240" w:after="120"/>
+      </w:pPr>
+      <w:r>
+        <w:rPr>
+          <w:rFonts w:ascii="Calibri" w:hAnsi="Calibri"/>
+          <w:b/>
+          <w:color w:val="1F548B"/>
+          <w:sz w:val="26"/>
+        </w:rPr>
+        <w:t>Diagnostic sweep (submit_diagnostic.sh)</w:t>
+      </w:r>
+    </w:p>
+    <w:p>
+      <w:pPr>
+        <w:spacing w:after="120"/>
+      </w:pPr>
+      <w:r>
+        <w:rPr>
+          <w:rFonts w:ascii="Calibri" w:hAnsi="Calibri"/>
+          <w:sz w:val="22"/>
+        </w:rPr>
+        <w:t>Submits two parallel sweeps: extreme d values (h=auto) and moderate d values at h=30, to characterise power and window sensitivity.</w:t>
+      </w:r>
+    </w:p>
+    <w:p>
+      <w:pPr>
+        <w:spacing w:after="40"/>
+      </w:pPr>
+      <w:r>
+        <w:rPr>
+          <w:rFonts w:ascii="Calibri" w:hAnsi="Calibri"/>
+          <w:b/>
+          <w:color w:val="555555"/>
+          <w:sz w:val="18"/>
+        </w:rPr>
+        <w:t>Submit diagnostic sweep:</w:t>
       </w:r>
     </w:p>
     <w:p>
@@ -1736,6 +1604,8 @@
         <w:ind w:left="288"/>
         <w:shd w:val="clear" w:color="auto" w:fill="F4F4F4"/>
         <w:pBdr>
+          <w:top w:val="single" w:sz="4" w:space="1" w:color="CCCCCC"/>
+          <w:bottom w:val="single" w:sz="4" w:space="1" w:color="CCCCCC"/>
           <w:left w:val="single" w:sz="12" w:space="2" w:color="1F548B"/>
         </w:pBdr>
       </w:pPr>
@@ -1745,44 +1615,7 @@
           <w:color w:val="1E1E1E"/>
           <w:sz w:val="19"/>
         </w:rPr>
-        <w:t>export GHCR_USER=&lt;github-username&gt;</w:t>
-      </w:r>
-    </w:p>
-    <w:p>
-      <w:pPr>
-        <w:spacing w:before="0" w:after="0"/>
-        <w:ind w:left="288"/>
-        <w:shd w:val="clear" w:color="auto" w:fill="F4F4F4"/>
-        <w:pBdr>
-          <w:left w:val="single" w:sz="12" w:space="2" w:color="1F548B"/>
-        </w:pBdr>
-      </w:pPr>
-      <w:r>
-        <w:rPr>
-          <w:rFonts w:ascii="Courier New" w:hAnsi="Courier New"/>
-          <w:color w:val="1E1E1E"/>
-          <w:sz w:val="19"/>
-        </w:rPr>
-        <w:t xml:space="preserve"> </w:t>
-      </w:r>
-    </w:p>
-    <w:p>
-      <w:pPr>
-        <w:spacing w:before="0" w:after="0"/>
-        <w:ind w:left="288"/>
-        <w:shd w:val="clear" w:color="auto" w:fill="F4F4F4"/>
-        <w:pBdr>
-          <w:bottom w:val="single" w:sz="4" w:space="1" w:color="CCCCCC"/>
-          <w:left w:val="single" w:sz="12" w:space="2" w:color="1F548B"/>
-        </w:pBdr>
-      </w:pPr>
-      <w:r>
-        <w:rPr>
-          <w:rFonts w:ascii="Courier New" w:hAnsi="Courier New"/>
-          <w:color w:val="1E1E1E"/>
-          <w:sz w:val="19"/>
-        </w:rPr>
-        <w:t>bash lomad-sim/submit_sweep.sh</w:t>
+        <w:t>GHCR_USER=&lt;github-username&gt; bash lomad-sim/submit_diagnostic.sh</w:t>
       </w:r>
     </w:p>
     <w:p>
@@ -1888,61 +1721,7 @@
           <w:color w:val="1E1E1E"/>
           <w:sz w:val="19"/>
         </w:rPr>
-        <w:t># View output from a specific pod:</w:t>
-      </w:r>
-    </w:p>
-    <w:p>
-      <w:pPr>
-        <w:spacing w:before="0" w:after="0"/>
-        <w:ind w:left="288"/>
-        <w:shd w:val="clear" w:color="auto" w:fill="F4F4F4"/>
-        <w:pBdr>
-          <w:left w:val="single" w:sz="12" w:space="2" w:color="1F548B"/>
-        </w:pBdr>
-      </w:pPr>
-      <w:r>
-        <w:rPr>
-          <w:rFonts w:ascii="Courier New" w:hAnsi="Courier New"/>
-          <w:color w:val="1E1E1E"/>
-          <w:sz w:val="19"/>
-        </w:rPr>
         <w:t>kubectl logs &lt;pod-name&gt; --namespace=cal-poly-lomad</w:t>
-      </w:r>
-    </w:p>
-    <w:p>
-      <w:pPr>
-        <w:spacing w:before="0" w:after="0"/>
-        <w:ind w:left="288"/>
-        <w:shd w:val="clear" w:color="auto" w:fill="F4F4F4"/>
-        <w:pBdr>
-          <w:left w:val="single" w:sz="12" w:space="2" w:color="1F548B"/>
-        </w:pBdr>
-      </w:pPr>
-      <w:r>
-        <w:rPr>
-          <w:rFonts w:ascii="Courier New" w:hAnsi="Courier New"/>
-          <w:color w:val="1E1E1E"/>
-          <w:sz w:val="19"/>
-        </w:rPr>
-        <w:t xml:space="preserve"> </w:t>
-      </w:r>
-    </w:p>
-    <w:p>
-      <w:pPr>
-        <w:spacing w:before="0" w:after="0"/>
-        <w:ind w:left="288"/>
-        <w:shd w:val="clear" w:color="auto" w:fill="F4F4F4"/>
-        <w:pBdr>
-          <w:left w:val="single" w:sz="12" w:space="2" w:color="1F548B"/>
-        </w:pBdr>
-      </w:pPr>
-      <w:r>
-        <w:rPr>
-          <w:rFonts w:ascii="Courier New" w:hAnsi="Courier New"/>
-          <w:color w:val="1E1E1E"/>
-          <w:sz w:val="19"/>
-        </w:rPr>
-        <w:t># Diagnose failures:</w:t>
       </w:r>
     </w:p>
     <w:p>
@@ -1988,7 +1767,7 @@
           <w:rFonts w:ascii="Calibri" w:hAnsi="Calibri"/>
           <w:sz w:val="21"/>
         </w:rPr>
-        <w:t>Pod logs are kept for 2 hours after job completion (ttlSecondsAfterFinished: 7200). Fetch results before this window closes.</w:t>
+        <w:t>Pod logs are kept for 2 hours after completion (ttlSecondsAfterFinished: 7200). Fetch results before this window closes.</w:t>
       </w:r>
     </w:p>
     <w:p>
@@ -2020,39 +1799,330 @@
       <w:r>
         <w:rPr>
           <w:rFonts w:ascii="Calibri" w:hAnsi="Calibri"/>
-          <w:b w:val="0"/>
           <w:sz w:val="22"/>
         </w:rPr>
-        <w:t>Each completed job writes two files to the shared PVC:</w:t>
+        <w:t>Each completed job appends one row to the shared lomad_results_log.csv on the PVC, and saves a full .rds output file. The CSV columns are:</w:t>
       </w:r>
     </w:p>
+    <w:tbl>
+      <w:tblPr>
+        <w:tblStyle w:val="TableGrid"/>
+        <w:tblW w:type="auto" w:w="0"/>
+        <w:tblLook w:firstColumn="1" w:firstRow="1" w:lastColumn="0" w:lastRow="0" w:noHBand="0" w:noVBand="1" w:val="04A0"/>
+      </w:tblPr>
+      <w:tblGrid>
+        <w:gridCol w:w="4680"/>
+        <w:gridCol w:w="4680"/>
+      </w:tblGrid>
+      <w:tr>
+        <w:tc>
+          <w:tcPr>
+            <w:tcW w:type="dxa" w:w="4680"/>
+            <w:shd w:val="clear" w:color="auto" w:fill="D5E8F0"/>
+          </w:tcPr>
+          <w:p>
+            <w:r>
+              <w:rPr>
+                <w:rFonts w:ascii="Calibri" w:hAnsi="Calibri"/>
+                <w:b/>
+                <w:sz w:val="20"/>
+              </w:rPr>
+              <w:t>Column</w:t>
+            </w:r>
+          </w:p>
+        </w:tc>
+        <w:tc>
+          <w:tcPr>
+            <w:tcW w:type="dxa" w:w="4680"/>
+            <w:shd w:val="clear" w:color="auto" w:fill="D5E8F0"/>
+          </w:tcPr>
+          <w:p>
+            <w:r>
+              <w:rPr>
+                <w:rFonts w:ascii="Calibri" w:hAnsi="Calibri"/>
+                <w:b/>
+                <w:sz w:val="20"/>
+              </w:rPr>
+              <w:t>Meaning</w:t>
+            </w:r>
+          </w:p>
+        </w:tc>
+      </w:tr>
+      <w:tr>
+        <w:tc>
+          <w:tcPr>
+            <w:tcW w:type="dxa" w:w="4680"/>
+          </w:tcPr>
+          <w:p>
+            <w:r>
+              <w:rPr>
+                <w:rFonts w:ascii="Courier New" w:hAnsi="Courier New"/>
+                <w:sz w:val="20"/>
+              </w:rPr>
+              <w:t>timestamp</w:t>
+            </w:r>
+          </w:p>
+        </w:tc>
+        <w:tc>
+          <w:tcPr>
+            <w:tcW w:type="dxa" w:w="4680"/>
+          </w:tcPr>
+          <w:p>
+            <w:r>
+              <w:rPr>
+                <w:rFonts w:ascii="Calibri" w:hAnsi="Calibri"/>
+                <w:sz w:val="20"/>
+              </w:rPr>
+              <w:t>Run completion time</w:t>
+            </w:r>
+          </w:p>
+        </w:tc>
+      </w:tr>
+      <w:tr>
+        <w:tc>
+          <w:tcPr>
+            <w:tcW w:type="dxa" w:w="4680"/>
+          </w:tcPr>
+          <w:p>
+            <w:r>
+              <w:rPr>
+                <w:rFonts w:ascii="Courier New" w:hAnsi="Courier New"/>
+                <w:sz w:val="20"/>
+              </w:rPr>
+              <w:t>n / d / seed</w:t>
+            </w:r>
+          </w:p>
+        </w:tc>
+        <w:tc>
+          <w:tcPr>
+            <w:tcW w:type="dxa" w:w="4680"/>
+          </w:tcPr>
+          <w:p>
+            <w:r>
+              <w:rPr>
+                <w:rFonts w:ascii="Calibri" w:hAnsi="Calibri"/>
+                <w:sz w:val="20"/>
+              </w:rPr>
+              <w:t>Simulation parameters</w:t>
+            </w:r>
+          </w:p>
+        </w:tc>
+      </w:tr>
+      <w:tr>
+        <w:tc>
+          <w:tcPr>
+            <w:tcW w:type="dxa" w:w="4680"/>
+          </w:tcPr>
+          <w:p>
+            <w:r>
+              <w:rPr>
+                <w:rFonts w:ascii="Courier New" w:hAnsi="Courier New"/>
+                <w:sz w:val="20"/>
+              </w:rPr>
+              <w:t>h / s</w:t>
+            </w:r>
+          </w:p>
+        </w:tc>
+        <w:tc>
+          <w:tcPr>
+            <w:tcW w:type="dxa" w:w="4680"/>
+          </w:tcPr>
+          <w:p>
+            <w:r>
+              <w:rPr>
+                <w:rFonts w:ascii="Calibri" w:hAnsi="Calibri"/>
+                <w:sz w:val="20"/>
+              </w:rPr>
+              <w:t>Window sizes used (auto-selected or manual)</w:t>
+            </w:r>
+          </w:p>
+        </w:tc>
+      </w:tr>
+      <w:tr>
+        <w:tc>
+          <w:tcPr>
+            <w:tcW w:type="dxa" w:w="4680"/>
+          </w:tcPr>
+          <w:p>
+            <w:r>
+              <w:rPr>
+                <w:rFonts w:ascii="Courier New" w:hAnsi="Courier New"/>
+                <w:sz w:val="20"/>
+              </w:rPr>
+              <w:t>arma_p1/q1</w:t>
+            </w:r>
+          </w:p>
+        </w:tc>
+        <w:tc>
+          <w:tcPr>
+            <w:tcW w:type="dxa" w:w="4680"/>
+          </w:tcPr>
+          <w:p>
+            <w:r>
+              <w:rPr>
+                <w:rFonts w:ascii="Calibri" w:hAnsi="Calibri"/>
+                <w:sz w:val="20"/>
+              </w:rPr>
+              <w:t>ARMA order fitted for series 1</w:t>
+            </w:r>
+          </w:p>
+        </w:tc>
+      </w:tr>
+      <w:tr>
+        <w:tc>
+          <w:tcPr>
+            <w:tcW w:type="dxa" w:w="4680"/>
+          </w:tcPr>
+          <w:p>
+            <w:r>
+              <w:rPr>
+                <w:rFonts w:ascii="Courier New" w:hAnsi="Courier New"/>
+                <w:sz w:val="20"/>
+              </w:rPr>
+              <w:t>arma_p2/q2</w:t>
+            </w:r>
+          </w:p>
+        </w:tc>
+        <w:tc>
+          <w:tcPr>
+            <w:tcW w:type="dxa" w:w="4680"/>
+          </w:tcPr>
+          <w:p>
+            <w:r>
+              <w:rPr>
+                <w:rFonts w:ascii="Calibri" w:hAnsi="Calibri"/>
+                <w:sz w:val="20"/>
+              </w:rPr>
+              <w:t>ARMA order fitted for series 2</w:t>
+            </w:r>
+          </w:p>
+        </w:tc>
+      </w:tr>
+      <w:tr>
+        <w:tc>
+          <w:tcPr>
+            <w:tcW w:type="dxa" w:w="4680"/>
+          </w:tcPr>
+          <w:p>
+            <w:r>
+              <w:rPr>
+                <w:rFonts w:ascii="Courier New" w:hAnsi="Courier New"/>
+                <w:sz w:val="20"/>
+              </w:rPr>
+              <w:t>n_valid</w:t>
+            </w:r>
+          </w:p>
+        </w:tc>
+        <w:tc>
+          <w:tcPr>
+            <w:tcW w:type="dxa" w:w="4680"/>
+          </w:tcPr>
+          <w:p>
+            <w:r>
+              <w:rPr>
+                <w:rFonts w:ascii="Calibri" w:hAnsi="Calibri"/>
+                <w:sz w:val="20"/>
+              </w:rPr>
+              <w:t>Number of valid time points tested</w:t>
+            </w:r>
+          </w:p>
+        </w:tc>
+      </w:tr>
+      <w:tr>
+        <w:tc>
+          <w:tcPr>
+            <w:tcW w:type="dxa" w:w="4680"/>
+          </w:tcPr>
+          <w:p>
+            <w:r>
+              <w:rPr>
+                <w:rFonts w:ascii="Courier New" w:hAnsi="Courier New"/>
+                <w:sz w:val="20"/>
+              </w:rPr>
+              <w:t>n_rejected</w:t>
+            </w:r>
+          </w:p>
+        </w:tc>
+        <w:tc>
+          <w:tcPr>
+            <w:tcW w:type="dxa" w:w="4680"/>
+          </w:tcPr>
+          <w:p>
+            <w:r>
+              <w:rPr>
+                <w:rFonts w:ascii="Calibri" w:hAnsi="Calibri"/>
+                <w:sz w:val="20"/>
+              </w:rPr>
+              <w:t>Time points where H0 was rejected</w:t>
+            </w:r>
+          </w:p>
+        </w:tc>
+      </w:tr>
+      <w:tr>
+        <w:tc>
+          <w:tcPr>
+            <w:tcW w:type="dxa" w:w="4680"/>
+          </w:tcPr>
+          <w:p>
+            <w:r>
+              <w:rPr>
+                <w:rFonts w:ascii="Courier New" w:hAnsi="Courier New"/>
+                <w:sz w:val="20"/>
+              </w:rPr>
+              <w:t>rej_rate</w:t>
+            </w:r>
+          </w:p>
+        </w:tc>
+        <w:tc>
+          <w:tcPr>
+            <w:tcW w:type="dxa" w:w="4680"/>
+          </w:tcPr>
+          <w:p>
+            <w:r>
+              <w:rPr>
+                <w:rFonts w:ascii="Calibri" w:hAnsi="Calibri"/>
+                <w:sz w:val="20"/>
+              </w:rPr>
+              <w:t>Rejection rate (n_rejected / n_valid)</w:t>
+            </w:r>
+          </w:p>
+        </w:tc>
+      </w:tr>
+      <w:tr>
+        <w:tc>
+          <w:tcPr>
+            <w:tcW w:type="dxa" w:w="4680"/>
+          </w:tcPr>
+          <w:p>
+            <w:r>
+              <w:rPr>
+                <w:rFonts w:ascii="Courier New" w:hAnsi="Courier New"/>
+                <w:sz w:val="20"/>
+              </w:rPr>
+              <w:t>alpha_eff</w:t>
+            </w:r>
+          </w:p>
+        </w:tc>
+        <w:tc>
+          <w:tcPr>
+            <w:tcW w:type="dxa" w:w="4680"/>
+          </w:tcPr>
+          <w:p>
+            <w:r>
+              <w:rPr>
+                <w:rFonts w:ascii="Calibri" w:hAnsi="Calibri"/>
+                <w:sz w:val="20"/>
+              </w:rPr>
+              <w:t>Effective BY significance threshold used</w:t>
+            </w:r>
+          </w:p>
+        </w:tc>
+      </w:tr>
+    </w:tbl>
     <w:p>
       <w:pPr>
-        <w:pStyle w:val="ListBullet"/>
-        <w:spacing w:after="60"/>
-        <w:ind w:left="360"/>
-      </w:pPr>
-      <w:r>
-        <w:rPr>
-          <w:rFonts w:ascii="Calibri" w:hAnsi="Calibri"/>
-          <w:sz w:val="22"/>
-        </w:rPr>
-        <w:t>out_n{N}_d{D}_seed{S}.rds — full lomad fit and test output. Load in R with readRDS().</w:t>
-      </w:r>
-    </w:p>
-    <w:p>
-      <w:pPr>
-        <w:pStyle w:val="ListBullet"/>
-        <w:spacing w:after="60"/>
-        <w:ind w:left="360"/>
-      </w:pPr>
-      <w:r>
-        <w:rPr>
-          <w:rFonts w:ascii="Calibri" w:hAnsi="Calibri"/>
-          <w:sz w:val="22"/>
-        </w:rPr>
-        <w:t>lomad_results_log.csv — one appended row per job with all parameters and key results: ARMA orders, n_valid, n_rejected, rej_rate, alpha_eff.</w:t>
-      </w:r>
+        <w:spacing w:after="120"/>
+      </w:pPr>
     </w:p>
     <w:p>
       <w:pPr>
@@ -2065,76 +2135,19 @@
           <w:color w:val="1F548B"/>
           <w:sz w:val="26"/>
         </w:rPr>
-        <w:t>Fetching with fetch_results.sh</w:t>
+        <w:t>Fetch with fetch_results.sh</w:t>
       </w:r>
     </w:p>
     <w:p>
       <w:pPr>
         <w:spacing w:after="120"/>
-      </w:pPr>
-      <w:r>
-        <w:rPr>
-          <w:rFonts w:ascii="Calibri" w:hAnsi="Calibri"/>
-          <w:b w:val="0"/>
-          <w:sz w:val="22"/>
-        </w:rPr>
-        <w:t>Because the PVC is only accessible to pods on the cluster, you cannot copy files directly to your laptop. fetch_results.sh automates the entire retrieval and publishing process in one command:</w:t>
-      </w:r>
-    </w:p>
-    <w:p>
-      <w:pPr>
-        <w:pStyle w:val="ListBullet"/>
-        <w:spacing w:after="60"/>
-        <w:ind w:left="360"/>
       </w:pPr>
       <w:r>
         <w:rPr>
           <w:rFonts w:ascii="Calibri" w:hAnsi="Calibri"/>
           <w:sz w:val="22"/>
         </w:rPr>
-        <w:t>Spins up a lightweight busybox helper pod that mounts the PVC read-only.</w:t>
-      </w:r>
-    </w:p>
-    <w:p>
-      <w:pPr>
-        <w:pStyle w:val="ListBullet"/>
-        <w:spacing w:after="60"/>
-        <w:ind w:left="360"/>
-      </w:pPr>
-      <w:r>
-        <w:rPr>
-          <w:rFonts w:ascii="Calibri" w:hAnsi="Calibri"/>
-          <w:sz w:val="22"/>
-        </w:rPr>
-        <w:t>Copies lomad_results_log.csv to lomad-sim/results/ in your local repo.</w:t>
-      </w:r>
-    </w:p>
-    <w:p>
-      <w:pPr>
-        <w:pStyle w:val="ListBullet"/>
-        <w:spacing w:after="60"/>
-        <w:ind w:left="360"/>
-      </w:pPr>
-      <w:r>
-        <w:rPr>
-          <w:rFonts w:ascii="Calibri" w:hAnsi="Calibri"/>
-          <w:sz w:val="22"/>
-        </w:rPr>
-        <w:t>Immediately deletes the helper pod — no resources are held.</w:t>
-      </w:r>
-    </w:p>
-    <w:p>
-      <w:pPr>
-        <w:pStyle w:val="ListBullet"/>
-        <w:spacing w:after="60"/>
-        <w:ind w:left="360"/>
-      </w:pPr>
-      <w:r>
-        <w:rPr>
-          <w:rFonts w:ascii="Calibri" w:hAnsi="Calibri"/>
-          <w:sz w:val="22"/>
-        </w:rPr>
-        <w:t>Runs git add, git commit, and git push automatically so results appear on GitHub without any extra steps.</w:t>
+        <w:t>Because the PVC is only accessible to pods on the cluster, results cannot be copied directly to your laptop. fetch_results.sh automates the full retrieval: it starts a helper pod using the cached lomad-sim image (starts in seconds), copies the CSV, deletes the pod immediately, then commits and pushes to GitHub.</w:t>
       </w:r>
     </w:p>
     <w:p>
@@ -2148,7 +2161,7 @@
           <w:color w:val="555555"/>
           <w:sz w:val="18"/>
         </w:rPr>
-        <w:t>Fetch and publish results:</w:t>
+        <w:t>Fetch and publish:</w:t>
       </w:r>
     </w:p>
     <w:p>
@@ -2158,24 +2171,6 @@
         <w:shd w:val="clear" w:color="auto" w:fill="F4F4F4"/>
         <w:pBdr>
           <w:top w:val="single" w:sz="4" w:space="1" w:color="CCCCCC"/>
-          <w:left w:val="single" w:sz="12" w:space="2" w:color="1F548B"/>
-        </w:pBdr>
-      </w:pPr>
-      <w:r>
-        <w:rPr>
-          <w:rFonts w:ascii="Courier New" w:hAnsi="Courier New"/>
-          <w:color w:val="1E1E1E"/>
-          <w:sz w:val="19"/>
-        </w:rPr>
-        <w:t># Run from anywhere inside the repo:</w:t>
-      </w:r>
-    </w:p>
-    <w:p>
-      <w:pPr>
-        <w:spacing w:before="0" w:after="0"/>
-        <w:ind w:left="288"/>
-        <w:shd w:val="clear" w:color="auto" w:fill="F4F4F4"/>
-        <w:pBdr>
           <w:left w:val="single" w:sz="12" w:space="2" w:color="1F548B"/>
         </w:pBdr>
       </w:pPr>
@@ -2221,7 +2216,7 @@
           <w:color w:val="1E1E1E"/>
           <w:sz w:val="19"/>
         </w:rPr>
-        <w:t># To fetch locally without pushing to GitHub:</w:t>
+        <w:t># Skip git push if you just want the file locally:</w:t>
       </w:r>
     </w:p>
     <w:p>
@@ -2250,133 +2245,14 @@
     </w:p>
     <w:p>
       <w:pPr>
-        <w:spacing w:before="240" w:after="120"/>
-      </w:pPr>
-      <w:r>
-        <w:rPr>
-          <w:rFonts w:ascii="Calibri" w:hAnsi="Calibri"/>
-          <w:b/>
-          <w:color w:val="1F548B"/>
-          <w:sz w:val="26"/>
-        </w:rPr>
-        <w:t>Viewing results — no terminal required</w:t>
-      </w:r>
-    </w:p>
-    <w:p>
-      <w:pPr>
         <w:spacing w:after="120"/>
-      </w:pPr>
-      <w:r>
-        <w:rPr>
-          <w:rFonts w:ascii="Calibri" w:hAnsi="Calibri"/>
-          <w:b w:val="0"/>
-          <w:sz w:val="22"/>
-        </w:rPr>
-        <w:t>Once fetch_results.sh has run, the CSV is committed to the repo at lomad-sim/results/lomad_results_log.csv. There are three ways to view it without opening a terminal:</w:t>
-      </w:r>
-    </w:p>
-    <w:p>
-      <w:pPr>
-        <w:pStyle w:val="ListBullet"/>
-        <w:spacing w:after="60"/>
-        <w:ind w:left="360"/>
       </w:pPr>
       <w:r>
         <w:rPr>
           <w:rFonts w:ascii="Calibri" w:hAnsi="Calibri"/>
           <w:sz w:val="22"/>
         </w:rPr>
-        <w:t>GitHub CSV renderer — navigate to the file on github.com and GitHub automatically renders it as a formatted table. This works for anyone with access to the repo, including the professor, with no software required.</w:t>
-      </w:r>
-    </w:p>
-    <w:p>
-      <w:pPr>
-        <w:pStyle w:val="ListBullet"/>
-        <w:spacing w:after="60"/>
-        <w:ind w:left="360"/>
-      </w:pPr>
-      <w:r>
-        <w:rPr>
-          <w:rFonts w:ascii="Calibri" w:hAnsi="Calibri"/>
-          <w:sz w:val="22"/>
-        </w:rPr>
-        <w:t>Excel or Google Sheets — download the file from GitHub and open it, or import it directly from the raw GitHub URL.</w:t>
-      </w:r>
-    </w:p>
-    <w:p>
-      <w:pPr>
-        <w:pStyle w:val="ListBullet"/>
-        <w:spacing w:after="60"/>
-        <w:ind w:left="360"/>
-      </w:pPr>
-      <w:r>
-        <w:rPr>
-          <w:rFonts w:ascii="Calibri" w:hAnsi="Calibri"/>
-          <w:sz w:val="22"/>
-        </w:rPr>
-        <w:t>R — load it with: result &lt;- read.csv('lomad-sim/results/lomad_results_log.csv')</w:t>
-      </w:r>
-    </w:p>
-    <w:p>
-      <w:pPr>
-        <w:spacing w:before="120" w:after="120"/>
-        <w:ind w:left="288"/>
-        <w:shd w:val="clear" w:color="auto" w:fill="FFF8DC"/>
-      </w:pPr>
-      <w:r>
-        <w:rPr>
-          <w:rFonts w:ascii="Calibri" w:hAnsi="Calibri"/>
-          <w:b/>
-          <w:sz w:val="21"/>
-        </w:rPr>
-        <w:t xml:space="preserve">Recommended for collaborators: </w:t>
-      </w:r>
-      <w:r>
-        <w:rPr>
-          <w:rFonts w:ascii="Calibri" w:hAnsi="Calibri"/>
-          <w:sz w:val="21"/>
-        </w:rPr>
-        <w:t>The GitHub CSV renderer is the recommended option for the professor. No installation, no terminal — just navigate to the file on github.com and results are immediately visible as a table.</w:t>
-      </w:r>
-    </w:p>
-    <w:p>
-      <w:pPr>
-        <w:spacing w:before="240" w:after="120"/>
-      </w:pPr>
-      <w:r>
-        <w:rPr>
-          <w:rFonts w:ascii="Calibri" w:hAnsi="Calibri"/>
-          <w:b/>
-          <w:color w:val="1F548B"/>
-          <w:sz w:val="26"/>
-        </w:rPr>
-        <w:t>Optional: Cowork results viewer</w:t>
-      </w:r>
-    </w:p>
-    <w:p>
-      <w:pPr>
-        <w:spacing w:after="120"/>
-      </w:pPr>
-      <w:r>
-        <w:rPr>
-          <w:rFonts w:ascii="Calibri" w:hAnsi="Calibri"/>
-          <w:b w:val="0"/>
-          <w:sz w:val="22"/>
-        </w:rPr>
-        <w:t>A results viewer artifact is available in Cowork (the Claude desktop app) that reads the CSV from the local repo and displays an interactive sortable table with a rejection-rate chart. This is entirely optional — the workflow above is complete without it.</w:t>
-      </w:r>
-    </w:p>
-    <w:p>
-      <w:pPr>
-        <w:spacing w:after="120"/>
-      </w:pPr>
-      <w:r>
-        <w:rPr>
-          <w:rFonts w:ascii="Calibri" w:hAnsi="Calibri"/>
-          <w:b w:val="0"/>
-          <w:sz w:val="22"/>
-        </w:rPr>
-        <w:t>The artifact is tied to a specific Cowork session with the repo folder connected. The professor can have an identical viewer created in their own Cowork session by asking Claude to recreate it.</w:t>
+        <w:t>The CSV is saved to lomad-sim/results/lomad_results_log.csv in the repo. Once pushed, navigate to that file on github.com — GitHub renders it as a formatted table with no additional software needed.</w:t>
       </w:r>
     </w:p>
     <w:p>
@@ -2403,19 +2279,6 @@
     </w:p>
     <w:p>
       <w:pPr>
-        <w:spacing w:after="120"/>
-      </w:pPr>
-      <w:r>
-        <w:rPr>
-          <w:rFonts w:ascii="Calibri" w:hAnsi="Calibri"/>
-          <w:b w:val="0"/>
-          <w:sz w:val="22"/>
-        </w:rPr>
-        <w:t>Once one-time setup is complete, the typical session is five steps:</w:t>
-      </w:r>
-    </w:p>
-    <w:p>
-      <w:pPr>
         <w:spacing w:before="160" w:after="40"/>
       </w:pPr>
       <w:r>
@@ -2434,10 +2297,9 @@
       <w:r>
         <w:rPr>
           <w:rFonts w:ascii="Calibri" w:hAnsi="Calibri"/>
-          <w:b w:val="0"/>
           <w:sz w:val="22"/>
         </w:rPr>
-        <w:t>Always pull before building to make sure you have the latest sim.R and package changes.</w:t>
+        <w:t>Always pull before building to ensure you have the latest sim.R and package changes.</w:t>
       </w:r>
     </w:p>
     <w:p>
@@ -2475,7 +2337,7 @@
           <w:b/>
           <w:sz w:val="22"/>
         </w:rPr>
-        <w:t>2. Rebuild and push the image</w:t>
+        <w:t>2. Rebuild and push</w:t>
       </w:r>
     </w:p>
     <w:p>
@@ -2485,10 +2347,9 @@
       <w:r>
         <w:rPr>
           <w:rFonts w:ascii="Calibri" w:hAnsi="Calibri"/>
-          <w:b w:val="0"/>
           <w:sz w:val="22"/>
         </w:rPr>
-        <w:t>Only required when sim.R or the lomad package source has changed. Safe to skip if nothing changed.</w:t>
+        <w:t>Only needed when sim.R or the lomad package source has changed. Safe to skip otherwise.</w:t>
       </w:r>
     </w:p>
     <w:p>
@@ -2554,10 +2415,9 @@
       <w:r>
         <w:rPr>
           <w:rFonts w:ascii="Calibri" w:hAnsi="Calibri"/>
-          <w:b w:val="0"/>
           <w:sz w:val="22"/>
         </w:rPr>
-        <w:t>Or apply job.yaml for a single run. Jobs start within seconds.</w:t>
+        <w:t>Or apply job.yaml for a single run. Jobs start within seconds of submission.</w:t>
       </w:r>
     </w:p>
     <w:p>
@@ -2577,7 +2437,7 @@
           <w:color w:val="1E1E1E"/>
           <w:sz w:val="19"/>
         </w:rPr>
-        <w:t>bash lomad-sim/submit_sweep.sh</w:t>
+        <w:t>GHCR_USER=&lt;github-username&gt; bash lomad-sim/submit_sweep.sh</w:t>
       </w:r>
     </w:p>
     <w:p>
@@ -2605,10 +2465,9 @@
       <w:r>
         <w:rPr>
           <w:rFonts w:ascii="Calibri" w:hAnsi="Calibri"/>
-          <w:b w:val="0"/>
           <w:sz w:val="22"/>
         </w:rPr>
-        <w:t>Wait until all jobs show COMPLETE. Typical runtime: 1-5 minutes per job.</w:t>
+        <w:t>Wait until all jobs show Complete. Typical runtime: 1-5 minutes per job.</w:t>
       </w:r>
     </w:p>
     <w:p>
@@ -2646,7 +2505,7 @@
           <w:b/>
           <w:sz w:val="22"/>
         </w:rPr>
-        <w:t>5. Fetch and publish results</w:t>
+        <w:t>5. Fetch and publish</w:t>
       </w:r>
     </w:p>
     <w:p>
@@ -2656,10 +2515,9 @@
       <w:r>
         <w:rPr>
           <w:rFonts w:ascii="Calibri" w:hAnsi="Calibri"/>
-          <w:b w:val="0"/>
           <w:sz w:val="22"/>
         </w:rPr>
-        <w:t>Copies the CSV from the cluster PVC, commits it, and pushes to GitHub. Results are then visible on github.com with no further steps.</w:t>
+        <w:t>Copies the CSV from the shared PVC, commits, and pushes to GitHub. Results are then visible on github.com with no further steps.</w:t>
       </w:r>
     </w:p>
     <w:p>
@@ -2730,10 +2588,9 @@
       <w:r>
         <w:rPr>
           <w:rFonts w:ascii="Calibri" w:hAnsi="Calibri"/>
-          <w:b w:val="0"/>
           <w:sz w:val="22"/>
         </w:rPr>
-        <w:t>The cluster cannot pull the Docker image. Check that: (1) ghcr-secret exists in the namespace (kubectl get secrets --namespace=cal-poly-lomad), (2) the image name in job.yaml or submit_sweep.sh matches your GitHub username exactly, (3) the image is public or the secret has valid credentials.</w:t>
+        <w:t>The cluster cannot pull your image. Check that your pull secret exists (kubectl get secrets --namespace=cal-poly-lomad), that the secret name in job.yaml matches exactly, and that the image name includes your correct GitHub username.</w:t>
       </w:r>
     </w:p>
     <w:p>
@@ -2757,10 +2614,9 @@
       <w:r>
         <w:rPr>
           <w:rFonts w:ascii="Calibri" w:hAnsi="Calibri"/>
-          <w:b w:val="0"/>
           <w:sz w:val="22"/>
         </w:rPr>
-        <w:t>The pod ran out of memory. Increase memory requests and limits in job.yaml. Default (1Gi / 1228Mi) is suitable for n=500. For n=1000 try 2Gi / 2456Mi.</w:t>
+        <w:t>The pod ran out of memory. Increase memory requests and limits in job.yaml. Default (1Gi / 1228Mi) suits n=500. For n=1000 try 2Gi / 2456Mi.</w:t>
       </w:r>
     </w:p>
     <w:p>
@@ -2784,10 +2640,9 @@
       <w:r>
         <w:rPr>
           <w:rFonts w:ascii="Calibri" w:hAnsi="Calibri"/>
-          <w:b w:val="0"/>
           <w:sz w:val="22"/>
         </w:rPr>
-        <w:t>The job failed and exhausted retries. Check pod logs for the R error. Common cause: a missing lomad function because the image was not rebuilt after a package change.</w:t>
+        <w:t>The job failed and exhausted retries. Check logs with kubectl logs &lt;pod-name&gt;. Common cause: missing lomad function because the image was not rebuilt after a package change. Check NAMESPACE exports lomad_fit_clt and lomad_test_clt.</w:t>
       </w:r>
     </w:p>
     <w:p>
@@ -2801,7 +2656,7 @@
           <w:color w:val="C0392B"/>
           <w:sz w:val="22"/>
         </w:rPr>
-        <w:t>CSV not found on PVC</w:t>
+        <w:t>fetch_results.sh times out</w:t>
       </w:r>
     </w:p>
     <w:p>
@@ -2811,10 +2666,9 @@
       <w:r>
         <w:rPr>
           <w:rFonts w:ascii="Calibri" w:hAnsi="Calibri"/>
-          <w:b w:val="0"/>
           <w:sz w:val="22"/>
         </w:rPr>
-        <w:t>fetch_results.sh reports the file does not exist. At least one job must have completed successfully first. Confirm with kubectl get jobs.</w:t>
+        <w:t>The helper pod could not start in time. The script uses the lomad-sim image (already cached on nodes) rather than busybox. If it still times out, check cluster load with kubectl get nodes, or wait and retry.</w:t>
       </w:r>
     </w:p>
     <w:p>
@@ -2838,10 +2692,9 @@
       <w:r>
         <w:rPr>
           <w:rFonts w:ascii="Calibri" w:hAnsi="Calibri"/>
-          <w:b w:val="0"/>
           <w:sz w:val="22"/>
         </w:rPr>
-        <w:t>If git push fails (e.g. diverged branches), run git pull --rebase first, then rerun the script. Use NO_PUSH=1 to skip the push and handle git manually.</w:t>
+        <w:t>Run git pull --rebase first to reconcile any diverged history, then rerun the script. Use NO_PUSH=1 to skip the push and handle git manually.</w:t>
       </w:r>
     </w:p>
     <w:p>
@@ -2868,7 +2721,6 @@
       <w:r>
         <w:rPr>
           <w:rFonts w:ascii="Calibri" w:hAnsi="Calibri"/>
-          <w:b w:val="0"/>
           <w:sz w:val="22"/>
         </w:rPr>
         <w:t>All simulation files live in lomad-sim/ in the repository.</w:t>
@@ -2943,7 +2795,7 @@
                 <w:rFonts w:ascii="Calibri" w:hAnsi="Calibri"/>
                 <w:sz w:val="20"/>
               </w:rPr>
-              <w:t>Builds the container. COPY . copies the full repo so lomad installs from source.</w:t>
+              <w:t>Builds the container. Installs R, lomad dependencies, and lomad from source.</w:t>
             </w:r>
           </w:p>
         </w:tc>
@@ -2973,7 +2825,7 @@
                 <w:rFonts w:ascii="Calibri" w:hAnsi="Calibri"/>
                 <w:sz w:val="20"/>
               </w:rPr>
-              <w:t>Simulation script. Reads env vars, runs CLT pipeline, appends a row to the CSV log.</w:t>
+              <w:t>Simulation script. Reads env vars, runs CLT pipeline, appends row to CSV log.</w:t>
             </w:r>
           </w:p>
         </w:tc>
@@ -3003,7 +2855,7 @@
                 <w:rFonts w:ascii="Calibri" w:hAnsi="Calibri"/>
                 <w:sz w:val="20"/>
               </w:rPr>
-              <w:t>Single-job manifest. Edit env: for parameters. Change the '# ← CHANGE' image line to your username.</w:t>
+              <w:t>Single-job manifest. Update image name and pull secret name before use.</w:t>
             </w:r>
           </w:p>
         </w:tc>
@@ -3033,7 +2885,37 @@
                 <w:rFonts w:ascii="Calibri" w:hAnsi="Calibri"/>
                 <w:sz w:val="20"/>
               </w:rPr>
-              <w:t>Submits one job per d value in parallel. Set GHCR_USER at the top or via environment variable.</w:t>
+              <w:t>Submits one job per d value. Set GHCR_USER to your username.</w:t>
+            </w:r>
+          </w:p>
+        </w:tc>
+      </w:tr>
+      <w:tr>
+        <w:tc>
+          <w:tcPr>
+            <w:tcW w:type="dxa" w:w="4680"/>
+          </w:tcPr>
+          <w:p>
+            <w:r>
+              <w:rPr>
+                <w:rFonts w:ascii="Courier New" w:hAnsi="Courier New"/>
+                <w:sz w:val="20"/>
+              </w:rPr>
+              <w:t>submit_diagnostic.sh</w:t>
+            </w:r>
+          </w:p>
+        </w:tc>
+        <w:tc>
+          <w:tcPr>
+            <w:tcW w:type="dxa" w:w="4680"/>
+          </w:tcPr>
+          <w:p>
+            <w:r>
+              <w:rPr>
+                <w:rFonts w:ascii="Calibri" w:hAnsi="Calibri"/>
+                <w:sz w:val="20"/>
+              </w:rPr>
+              <w:t>Submits two diagnostic sweeps (extreme d and h=30 comparison) in parallel.</w:t>
             </w:r>
           </w:p>
         </w:tc>
@@ -3063,7 +2945,7 @@
                 <w:rFonts w:ascii="Calibri" w:hAnsi="Calibri"/>
                 <w:sz w:val="20"/>
               </w:rPr>
-              <w:t>Fetches lomad_results_log.csv from the PVC, saves it to lomad-sim/results/, commits, and pushes to GitHub. Run with NO_PUSH=1 to skip git.</w:t>
+              <w:t>Fetches CSV from shared PVC, saves to lomad-sim/results/, commits and pushes.</w:t>
             </w:r>
           </w:p>
         </w:tc>
@@ -3093,7 +2975,7 @@
                 <w:rFonts w:ascii="Calibri" w:hAnsi="Calibri"/>
                 <w:sz w:val="20"/>
               </w:rPr>
-              <w:t>Defines the PersistentVolumeClaim. Apply once to create shared storage.</w:t>
+              <w:t>Shared PVC definition — already applied to the namespace, no action needed.</w:t>
             </w:r>
           </w:p>
         </w:tc>
@@ -3123,37 +3005,7 @@
                 <w:rFonts w:ascii="Calibri" w:hAnsi="Calibri"/>
                 <w:sz w:val="20"/>
               </w:rPr>
-              <w:t>The results CSV. One row per completed job. Committed to the repo by fetch_results.sh. Viewable on github.com without any software.</w:t>
-            </w:r>
-          </w:p>
-        </w:tc>
-      </w:tr>
-      <w:tr>
-        <w:tc>
-          <w:tcPr>
-            <w:tcW w:type="dxa" w:w="4680"/>
-          </w:tcPr>
-          <w:p>
-            <w:r>
-              <w:rPr>
-                <w:rFonts w:ascii="Courier New" w:hAnsi="Courier New"/>
-                <w:sz w:val="20"/>
-              </w:rPr>
-              <w:t>RUNNING_JOBS.txt</w:t>
-            </w:r>
-          </w:p>
-        </w:tc>
-        <w:tc>
-          <w:tcPr>
-            <w:tcW w:type="dxa" w:w="4680"/>
-          </w:tcPr>
-          <w:p>
-            <w:r>
-              <w:rPr>
-                <w:rFonts w:ascii="Calibri" w:hAnsi="Calibri"/>
-                <w:sz w:val="20"/>
-              </w:rPr>
-              <w:t>Quick-reference cheat sheet for the most common commands.</w:t>
+              <w:t>Aggregated results CSV. One row per job. Viewable on github.com as a table.</w:t>
             </w:r>
           </w:p>
         </w:tc>

--- a/lomad-sim/lomad_batch_job_guide.docx
+++ b/lomad-sim/lomad_batch_job_guide.docx
@@ -74,9 +74,23 @@
       <w:r>
         <w:rPr>
           <w:rFonts w:ascii="Calibri" w:hAnsi="Calibri"/>
+          <w:b w:val="0"/>
           <w:sz w:val="22"/>
         </w:rPr>
-        <w:t>This guide explains how to build a Docker image for the lomad simulation, push it to a container registry, submit Kubernetes batch jobs on the CSU TIDE cluster, and retrieve results. It assumes you are already connected to the cal-poly-lomad namespace with kubectl and have the repository on your machine.</w:t>
+        <w:t>This guide explains how to build a Docker image for the lomad simulation, push it to a container registry, and submit Kubernetes batch jobs on the CSU TIDE shared cluster. It is written so that any collaborator — including the professor — can set up and run the pipeline independently from a fresh machine.</w:t>
+      </w:r>
+    </w:p>
+    <w:p>
+      <w:pPr>
+        <w:spacing w:after="120"/>
+      </w:pPr>
+      <w:r>
+        <w:rPr>
+          <w:rFonts w:ascii="Calibri" w:hAnsi="Calibri"/>
+          <w:b w:val="0"/>
+          <w:sz w:val="22"/>
+        </w:rPr>
+        <w:t>The guide is structured as a series of one-time setup steps followed by the everyday workflow of building, submitting, and retrieving results. Every command includes a brief explanation of why it is needed.</w:t>
       </w:r>
     </w:p>
     <w:p>
@@ -96,6 +110,7 @@
       <w:r>
         <w:rPr>
           <w:rFonts w:ascii="Calibri" w:hAnsi="Calibri"/>
+          <w:b w:val="0"/>
           <w:sz w:val="21"/>
         </w:rPr>
         <w:t>These jobs run on a shared university cluster. Never add sleep, while-loops, or anything that idles a node while holding resources. Jobs must run to completion and exit cleanly.</w:t>
@@ -125,9 +140,10 @@
       <w:r>
         <w:rPr>
           <w:rFonts w:ascii="Calibri" w:hAnsi="Calibri"/>
+          <w:b w:val="0"/>
           <w:sz w:val="22"/>
         </w:rPr>
-        <w:t>You need three things before running any commands. kubectl access to the shared namespace is assumed — these are the only items that are personal to each user.</w:t>
+        <w:t>The following tools must be installed and working on your local machine before running any commands in this guide.</w:t>
       </w:r>
     </w:p>
     <w:p>
@@ -151,9 +167,10 @@
       <w:r>
         <w:rPr>
           <w:rFonts w:ascii="Calibri" w:hAnsi="Calibri"/>
+          <w:b w:val="0"/>
           <w:sz w:val="22"/>
         </w:rPr>
-        <w:t>Docker builds the container image that runs on the cluster. Download from docker.com, install it, and confirm it is running (whale icon in the menu bar on macOS).</w:t>
+        <w:t>Docker builds the container image that runs on the cluster. Download and install Docker Desktop from docker.com, then verify it is running (the whale icon should appear in the menu bar on macOS).</w:t>
       </w:r>
     </w:p>
     <w:p>
@@ -167,7 +184,7 @@
           <w:color w:val="555555"/>
           <w:sz w:val="18"/>
         </w:rPr>
-        <w:t>Verify:</w:t>
+        <w:t>Verify Docker:</w:t>
       </w:r>
     </w:p>
     <w:p>
@@ -188,6 +205,212 @@
           <w:sz w:val="19"/>
         </w:rPr>
         <w:t>docker --version</w:t>
+      </w:r>
+    </w:p>
+    <w:p>
+      <w:pPr>
+        <w:spacing w:after="40"/>
+      </w:pPr>
+    </w:p>
+    <w:p>
+      <w:pPr>
+        <w:spacing w:before="240" w:after="120"/>
+      </w:pPr>
+      <w:r>
+        <w:rPr>
+          <w:rFonts w:ascii="Calibri" w:hAnsi="Calibri"/>
+          <w:b/>
+          <w:color w:val="1F548B"/>
+          <w:sz w:val="26"/>
+        </w:rPr>
+        <w:t>kubectl</w:t>
+      </w:r>
+    </w:p>
+    <w:p>
+      <w:pPr>
+        <w:spacing w:after="120"/>
+      </w:pPr>
+      <w:r>
+        <w:rPr>
+          <w:rFonts w:ascii="Calibri" w:hAnsi="Calibri"/>
+          <w:b w:val="0"/>
+          <w:sz w:val="22"/>
+        </w:rPr>
+        <w:t>kubectl is the command-line tool for talking to the Kubernetes cluster. It must be configured to point at the TIDE cluster before any kubectl commands will work.</w:t>
+      </w:r>
+    </w:p>
+    <w:p>
+      <w:pPr>
+        <w:spacing w:after="40"/>
+      </w:pPr>
+      <w:r>
+        <w:rPr>
+          <w:rFonts w:ascii="Calibri" w:hAnsi="Calibri"/>
+          <w:b/>
+          <w:color w:val="555555"/>
+          <w:sz w:val="18"/>
+        </w:rPr>
+        <w:t>Verify kubectl:</w:t>
+      </w:r>
+    </w:p>
+    <w:p>
+      <w:pPr>
+        <w:spacing w:before="0" w:after="0"/>
+        <w:ind w:left="288"/>
+        <w:shd w:val="clear" w:color="auto" w:fill="F4F4F4"/>
+        <w:pBdr>
+          <w:top w:val="single" w:sz="4" w:space="1" w:color="CCCCCC"/>
+          <w:bottom w:val="single" w:sz="4" w:space="1" w:color="CCCCCC"/>
+          <w:left w:val="single" w:sz="12" w:space="2" w:color="1F548B"/>
+        </w:pBdr>
+      </w:pPr>
+      <w:r>
+        <w:rPr>
+          <w:rFonts w:ascii="Courier New" w:hAnsi="Courier New"/>
+          <w:color w:val="1E1E1E"/>
+          <w:sz w:val="19"/>
+        </w:rPr>
+        <w:t>kubectl version --client</w:t>
+      </w:r>
+    </w:p>
+    <w:p>
+      <w:pPr>
+        <w:spacing w:after="40"/>
+      </w:pPr>
+    </w:p>
+    <w:p>
+      <w:pPr>
+        <w:spacing w:after="120"/>
+      </w:pPr>
+      <w:r>
+        <w:rPr>
+          <w:rFonts w:ascii="Calibri" w:hAnsi="Calibri"/>
+          <w:b w:val="0"/>
+          <w:sz w:val="22"/>
+        </w:rPr>
+        <w:t>To point kubectl at TIDE, download the kubeconfig file from the TIDE portal and run:</w:t>
+      </w:r>
+    </w:p>
+    <w:p>
+      <w:pPr>
+        <w:spacing w:after="40"/>
+      </w:pPr>
+      <w:r>
+        <w:rPr>
+          <w:rFonts w:ascii="Calibri" w:hAnsi="Calibri"/>
+          <w:b/>
+          <w:color w:val="555555"/>
+          <w:sz w:val="18"/>
+        </w:rPr>
+        <w:t>Configure kubectl:</w:t>
+      </w:r>
+    </w:p>
+    <w:p>
+      <w:pPr>
+        <w:spacing w:before="0" w:after="0"/>
+        <w:ind w:left="288"/>
+        <w:shd w:val="clear" w:color="auto" w:fill="F4F4F4"/>
+        <w:pBdr>
+          <w:top w:val="single" w:sz="4" w:space="1" w:color="CCCCCC"/>
+          <w:left w:val="single" w:sz="12" w:space="2" w:color="1F548B"/>
+        </w:pBdr>
+      </w:pPr>
+      <w:r>
+        <w:rPr>
+          <w:rFonts w:ascii="Courier New" w:hAnsi="Courier New"/>
+          <w:color w:val="1E1E1E"/>
+          <w:sz w:val="19"/>
+        </w:rPr>
+        <w:t>export KUBECONFIG=/path/to/tide-kubeconfig.yaml</w:t>
+      </w:r>
+    </w:p>
+    <w:p>
+      <w:pPr>
+        <w:spacing w:before="0" w:after="0"/>
+        <w:ind w:left="288"/>
+        <w:shd w:val="clear" w:color="auto" w:fill="F4F4F4"/>
+        <w:pBdr>
+          <w:bottom w:val="single" w:sz="4" w:space="1" w:color="CCCCCC"/>
+          <w:left w:val="single" w:sz="12" w:space="2" w:color="1F548B"/>
+        </w:pBdr>
+      </w:pPr>
+      <w:r>
+        <w:rPr>
+          <w:rFonts w:ascii="Courier New" w:hAnsi="Courier New"/>
+          <w:color w:val="1E1E1E"/>
+          <w:sz w:val="19"/>
+        </w:rPr>
+        <w:t># Add this line to ~/.zshrc or ~/.bashrc to make it permanent</w:t>
+      </w:r>
+    </w:p>
+    <w:p>
+      <w:pPr>
+        <w:spacing w:after="40"/>
+      </w:pPr>
+    </w:p>
+    <w:p>
+      <w:pPr>
+        <w:spacing w:after="120"/>
+      </w:pPr>
+      <w:r>
+        <w:rPr>
+          <w:rFonts w:ascii="Calibri" w:hAnsi="Calibri"/>
+          <w:b w:val="0"/>
+          <w:sz w:val="22"/>
+        </w:rPr>
+        <w:t>Confirm you can see the cluster:</w:t>
+      </w:r>
+    </w:p>
+    <w:p>
+      <w:pPr>
+        <w:spacing w:after="40"/>
+      </w:pPr>
+      <w:r>
+        <w:rPr>
+          <w:rFonts w:ascii="Calibri" w:hAnsi="Calibri"/>
+          <w:b/>
+          <w:color w:val="555555"/>
+          <w:sz w:val="18"/>
+        </w:rPr>
+        <w:t>Confirm cluster access:</w:t>
+      </w:r>
+    </w:p>
+    <w:p>
+      <w:pPr>
+        <w:spacing w:before="0" w:after="0"/>
+        <w:ind w:left="288"/>
+        <w:shd w:val="clear" w:color="auto" w:fill="F4F4F4"/>
+        <w:pBdr>
+          <w:top w:val="single" w:sz="4" w:space="1" w:color="CCCCCC"/>
+          <w:left w:val="single" w:sz="12" w:space="2" w:color="1F548B"/>
+        </w:pBdr>
+      </w:pPr>
+      <w:r>
+        <w:rPr>
+          <w:rFonts w:ascii="Courier New" w:hAnsi="Courier New"/>
+          <w:color w:val="1E1E1E"/>
+          <w:sz w:val="19"/>
+        </w:rPr>
+        <w:t>kubectl get nodes</w:t>
+      </w:r>
+    </w:p>
+    <w:p>
+      <w:pPr>
+        <w:spacing w:before="0" w:after="0"/>
+        <w:ind w:left="288"/>
+        <w:shd w:val="clear" w:color="auto" w:fill="F4F4F4"/>
+        <w:pBdr>
+          <w:bottom w:val="single" w:sz="4" w:space="1" w:color="CCCCCC"/>
+          <w:left w:val="single" w:sz="12" w:space="2" w:color="1F548B"/>
+        </w:pBdr>
+      </w:pPr>
+      <w:r>
+        <w:rPr>
+          <w:rFonts w:ascii="Courier New" w:hAnsi="Courier New"/>
+          <w:color w:val="1E1E1E"/>
+          <w:sz w:val="19"/>
+        </w:rPr>
+        <w:t>kubectl get pods --namespace=cal-poly-lomad</w:t>
       </w:r>
     </w:p>
     <w:p>
@@ -216,9 +439,23 @@
       <w:r>
         <w:rPr>
           <w:rFonts w:ascii="Calibri" w:hAnsi="Calibri"/>
+          <w:b w:val="0"/>
           <w:sz w:val="22"/>
         </w:rPr>
-        <w:t>The Docker image is stored in the GitHub Container Registry (ghcr.io). You need a token with the write:packages scope to push images under your own GitHub username. Create one at: github.com → Settings → Developer Settings → Personal Access Tokens → Tokens (classic). Check write:packages. Copy the token — GitHub shows it only once.</w:t>
+        <w:t>The Docker image is stored in the GitHub Container Registry (ghcr.io), which requires a token to push images and a Kubernetes secret to pull them. You need one token with the write:packages scope.</w:t>
+      </w:r>
+    </w:p>
+    <w:p>
+      <w:pPr>
+        <w:spacing w:after="120"/>
+      </w:pPr>
+      <w:r>
+        <w:rPr>
+          <w:rFonts w:ascii="Calibri" w:hAnsi="Calibri"/>
+          <w:b w:val="0"/>
+          <w:sz w:val="22"/>
+        </w:rPr>
+        <w:t>Create a token at: github.com → Settings → Developer Settings → Personal Access Tokens → Tokens (classic). Check write:packages (this also grants read:packages automatically). Copy the token — GitHub shows it only once.</w:t>
       </w:r>
     </w:p>
     <w:p>
@@ -232,7 +469,7 @@
           <w:color w:val="1F548B"/>
           <w:sz w:val="26"/>
         </w:rPr>
-        <w:t>Image pull secret in the shared namespace</w:t>
+        <w:t>The lomad Repository</w:t>
       </w:r>
     </w:p>
     <w:p>
@@ -242,9 +479,129 @@
       <w:r>
         <w:rPr>
           <w:rFonts w:ascii="Calibri" w:hAnsi="Calibri"/>
+          <w:b w:val="0"/>
           <w:sz w:val="22"/>
         </w:rPr>
-        <w:t>The cluster needs your credentials to pull your Docker image from ghcr.io. This is a one-time command per user. Replace &lt;github-username&gt; and &lt;github-token&gt; with your own values.</w:t>
+        <w:t>Clone the repository to your local machine. All Docker build commands must be run from the repository root because the Dockerfile copies the package source into the image.</w:t>
+      </w:r>
+    </w:p>
+    <w:p>
+      <w:pPr>
+        <w:spacing w:after="40"/>
+      </w:pPr>
+      <w:r>
+        <w:rPr>
+          <w:rFonts w:ascii="Calibri" w:hAnsi="Calibri"/>
+          <w:b/>
+          <w:color w:val="555555"/>
+          <w:sz w:val="18"/>
+        </w:rPr>
+        <w:t>Clone the repo:</w:t>
+      </w:r>
+    </w:p>
+    <w:p>
+      <w:pPr>
+        <w:spacing w:before="0" w:after="0"/>
+        <w:ind w:left="288"/>
+        <w:shd w:val="clear" w:color="auto" w:fill="F4F4F4"/>
+        <w:pBdr>
+          <w:top w:val="single" w:sz="4" w:space="1" w:color="CCCCCC"/>
+          <w:left w:val="single" w:sz="12" w:space="2" w:color="1F548B"/>
+        </w:pBdr>
+      </w:pPr>
+      <w:r>
+        <w:rPr>
+          <w:rFonts w:ascii="Courier New" w:hAnsi="Courier New"/>
+          <w:color w:val="1E1E1E"/>
+          <w:sz w:val="19"/>
+        </w:rPr>
+        <w:t>git clone https://github.com/otishunt/lomad.git</w:t>
+      </w:r>
+    </w:p>
+    <w:p>
+      <w:pPr>
+        <w:spacing w:before="0" w:after="0"/>
+        <w:ind w:left="288"/>
+        <w:shd w:val="clear" w:color="auto" w:fill="F4F4F4"/>
+        <w:pBdr>
+          <w:bottom w:val="single" w:sz="4" w:space="1" w:color="CCCCCC"/>
+          <w:left w:val="single" w:sz="12" w:space="2" w:color="1F548B"/>
+        </w:pBdr>
+      </w:pPr>
+      <w:r>
+        <w:rPr>
+          <w:rFonts w:ascii="Courier New" w:hAnsi="Courier New"/>
+          <w:color w:val="1E1E1E"/>
+          <w:sz w:val="19"/>
+        </w:rPr>
+        <w:t>cd lomad</w:t>
+      </w:r>
+    </w:p>
+    <w:p>
+      <w:pPr>
+        <w:spacing w:after="40"/>
+      </w:pPr>
+    </w:p>
+    <w:p>
+      <w:r>
+        <w:br w:type="page"/>
+      </w:r>
+    </w:p>
+    <w:p>
+      <w:pPr>
+        <w:spacing w:before="360" w:after="120"/>
+        <w:pBdr>
+          <w:bottom w:val="single" w:sz="6" w:space="4" w:color="1F548B"/>
+        </w:pBdr>
+      </w:pPr>
+      <w:r>
+        <w:rPr>
+          <w:rFonts w:ascii="Calibri" w:hAnsi="Calibri"/>
+          <w:b/>
+          <w:color w:val="1F548B"/>
+          <w:sz w:val="32"/>
+        </w:rPr>
+        <w:t>One-Time Cluster Setup</w:t>
+      </w:r>
+    </w:p>
+    <w:p>
+      <w:pPr>
+        <w:spacing w:after="120"/>
+      </w:pPr>
+      <w:r>
+        <w:rPr>
+          <w:rFonts w:ascii="Calibri" w:hAnsi="Calibri"/>
+          <w:b w:val="0"/>
+          <w:sz w:val="22"/>
+        </w:rPr>
+        <w:t>These steps only need to be done once per person per cluster. They create the Kubernetes resources that jobs depend on.</w:t>
+      </w:r>
+    </w:p>
+    <w:p>
+      <w:pPr>
+        <w:spacing w:before="240" w:after="120"/>
+      </w:pPr>
+      <w:r>
+        <w:rPr>
+          <w:rFonts w:ascii="Calibri" w:hAnsi="Calibri"/>
+          <w:b/>
+          <w:color w:val="1F548B"/>
+          <w:sz w:val="26"/>
+        </w:rPr>
+        <w:t>Create the image pull secret</w:t>
+      </w:r>
+    </w:p>
+    <w:p>
+      <w:pPr>
+        <w:spacing w:after="120"/>
+      </w:pPr>
+      <w:r>
+        <w:rPr>
+          <w:rFonts w:ascii="Calibri" w:hAnsi="Calibri"/>
+          <w:b w:val="0"/>
+          <w:sz w:val="22"/>
+        </w:rPr>
+        <w:t>The cluster needs credentials to pull your Docker image from ghcr.io. This command stores your GitHub token as a Kubernetes secret named ghcr-secret, scoped to the cal-poly-lomad namespace.</w:t>
       </w:r>
     </w:p>
     <w:p>
@@ -264,9 +621,10 @@
       <w:r>
         <w:rPr>
           <w:rFonts w:ascii="Calibri" w:hAnsi="Calibri"/>
+          <w:b w:val="0"/>
           <w:sz w:val="21"/>
         </w:rPr>
-        <w:t>Never commit your token to the repository.</w:t>
+        <w:t>Replace &lt;github-username&gt; and &lt;github-token&gt; with your own values. Do not commit your token to the repository.</w:t>
       </w:r>
     </w:p>
     <w:p>
@@ -280,7 +638,7 @@
           <w:color w:val="555555"/>
           <w:sz w:val="18"/>
         </w:rPr>
-        <w:t>Create your pull secret (once):</w:t>
+        <w:t>Create image pull secret (once per user):</w:t>
       </w:r>
     </w:p>
     <w:p>
@@ -299,7 +657,7 @@
           <w:color w:val="1E1E1E"/>
           <w:sz w:val="19"/>
         </w:rPr>
-        <w:t>kubectl create secret docker-registry ghcr-secret-&lt;github-username&gt; \</w:t>
+        <w:t>kubectl create secret docker-registry ghcr-secret \</w:t>
       </w:r>
     </w:p>
     <w:p>
@@ -382,14 +740,147 @@
     </w:p>
     <w:p>
       <w:pPr>
-        <w:spacing w:after="120"/>
+        <w:spacing w:before="240" w:after="120"/>
       </w:pPr>
       <w:r>
         <w:rPr>
           <w:rFonts w:ascii="Calibri" w:hAnsi="Calibri"/>
+          <w:b/>
+          <w:color w:val="1F548B"/>
+          <w:sz w:val="26"/>
+        </w:rPr>
+        <w:t>Create the Persistent Volume Claim (PVC)</w:t>
+      </w:r>
+    </w:p>
+    <w:p>
+      <w:pPr>
+        <w:spacing w:after="120"/>
+      </w:pPr>
+      <w:r>
+        <w:rPr>
+          <w:rFonts w:ascii="Calibri" w:hAnsi="Calibri"/>
+          <w:b w:val="0"/>
           <w:sz w:val="22"/>
         </w:rPr>
-        <w:t>Note: use a unique secret name (e.g. ghcr-secret-yourname) so it does not conflict with other users' secrets in the shared namespace. You will reference this name in your job manifests.</w:t>
+        <w:t>Kubernetes pods are ephemeral — their filesystems vanish when they exit. A PersistentVolumeClaim (PVC) is a persistent storage volume that survives pod restarts and is shared across all simulation jobs, so every job appends its row to the same CSV log file.</w:t>
+      </w:r>
+    </w:p>
+    <w:p>
+      <w:pPr>
+        <w:spacing w:after="40"/>
+      </w:pPr>
+      <w:r>
+        <w:rPr>
+          <w:rFonts w:ascii="Calibri" w:hAnsi="Calibri"/>
+          <w:b/>
+          <w:color w:val="555555"/>
+          <w:sz w:val="18"/>
+        </w:rPr>
+        <w:t>Create the PVC (once, shared by all jobs):</w:t>
+      </w:r>
+    </w:p>
+    <w:p>
+      <w:pPr>
+        <w:spacing w:before="0" w:after="0"/>
+        <w:ind w:left="288"/>
+        <w:shd w:val="clear" w:color="auto" w:fill="F4F4F4"/>
+        <w:pBdr>
+          <w:top w:val="single" w:sz="4" w:space="1" w:color="CCCCCC"/>
+          <w:bottom w:val="single" w:sz="4" w:space="1" w:color="CCCCCC"/>
+          <w:left w:val="single" w:sz="12" w:space="2" w:color="1F548B"/>
+        </w:pBdr>
+      </w:pPr>
+      <w:r>
+        <w:rPr>
+          <w:rFonts w:ascii="Courier New" w:hAnsi="Courier New"/>
+          <w:color w:val="1E1E1E"/>
+          <w:sz w:val="19"/>
+        </w:rPr>
+        <w:t>kubectl apply -f lomad-sim/pvc.yaml --namespace=cal-poly-lomad</w:t>
+      </w:r>
+    </w:p>
+    <w:p>
+      <w:pPr>
+        <w:spacing w:after="40"/>
+      </w:pPr>
+    </w:p>
+    <w:p>
+      <w:pPr>
+        <w:spacing w:after="120"/>
+      </w:pPr>
+      <w:r>
+        <w:rPr>
+          <w:rFonts w:ascii="Calibri" w:hAnsi="Calibri"/>
+          <w:b w:val="0"/>
+          <w:sz w:val="22"/>
+        </w:rPr>
+        <w:t>Confirm it was created and is bound:</w:t>
+      </w:r>
+    </w:p>
+    <w:p>
+      <w:pPr>
+        <w:spacing w:after="40"/>
+      </w:pPr>
+      <w:r>
+        <w:rPr>
+          <w:rFonts w:ascii="Calibri" w:hAnsi="Calibri"/>
+          <w:b/>
+          <w:color w:val="555555"/>
+          <w:sz w:val="18"/>
+        </w:rPr>
+        <w:t>Verify PVC:</w:t>
+      </w:r>
+    </w:p>
+    <w:p>
+      <w:pPr>
+        <w:spacing w:before="0" w:after="0"/>
+        <w:ind w:left="288"/>
+        <w:shd w:val="clear" w:color="auto" w:fill="F4F4F4"/>
+        <w:pBdr>
+          <w:top w:val="single" w:sz="4" w:space="1" w:color="CCCCCC"/>
+          <w:bottom w:val="single" w:sz="4" w:space="1" w:color="CCCCCC"/>
+          <w:left w:val="single" w:sz="12" w:space="2" w:color="1F548B"/>
+        </w:pBdr>
+      </w:pPr>
+      <w:r>
+        <w:rPr>
+          <w:rFonts w:ascii="Courier New" w:hAnsi="Courier New"/>
+          <w:color w:val="1E1E1E"/>
+          <w:sz w:val="19"/>
+        </w:rPr>
+        <w:t>kubectl get pvc --namespace=cal-poly-lomad</w:t>
+      </w:r>
+    </w:p>
+    <w:p>
+      <w:pPr>
+        <w:spacing w:after="40"/>
+      </w:pPr>
+    </w:p>
+    <w:p>
+      <w:pPr>
+        <w:spacing w:before="240" w:after="120"/>
+      </w:pPr>
+      <w:r>
+        <w:rPr>
+          <w:rFonts w:ascii="Calibri" w:hAnsi="Calibri"/>
+          <w:b/>
+          <w:color w:val="1F548B"/>
+          <w:sz w:val="26"/>
+        </w:rPr>
+        <w:t>Make your image public (recommended) or set a pull secret</w:t>
+      </w:r>
+    </w:p>
+    <w:p>
+      <w:pPr>
+        <w:spacing w:after="120"/>
+      </w:pPr>
+      <w:r>
+        <w:rPr>
+          <w:rFonts w:ascii="Calibri" w:hAnsi="Calibri"/>
+          <w:b w:val="0"/>
+          <w:sz w:val="22"/>
+        </w:rPr>
+        <w:t>By default, ghcr.io packages are private. You can either make your lomad-sim package public (easiest — go to the package settings on github.com and set visibility to Public), or ensure the ghcr-secret created above is in the namespace. The secret is already referenced in all job templates.</w:t>
       </w:r>
     </w:p>
     <w:p>
@@ -421,9 +912,10 @@
       <w:r>
         <w:rPr>
           <w:rFonts w:ascii="Calibri" w:hAnsi="Calibri"/>
+          <w:b w:val="0"/>
           <w:sz w:val="22"/>
         </w:rPr>
-        <w:t>The Docker image is a self-contained environment with R 4.4.2, the lomad package, and the simulation script pre-installed. Rebuild and push whenever sim.R or the package source changes.</w:t>
+        <w:t>The Docker image is a self-contained environment with R 4.4.2, the lomad package, and the simulation script pre-installed. You need to rebuild and push whenever sim.R or the lomad package source changes.</w:t>
       </w:r>
     </w:p>
     <w:p>
@@ -443,9 +935,10 @@
       <w:r>
         <w:rPr>
           <w:rFonts w:ascii="Calibri" w:hAnsi="Calibri"/>
+          <w:b w:val="0"/>
           <w:sz w:val="21"/>
         </w:rPr>
-        <w:t>All build commands must be run from the repository root (the lomad/ folder), not from inside lomad-sim/. The Dockerfile copies the full package source into the image to install lomad from source.</w:t>
+        <w:t>All build commands must be run from the repository root (the lomad/ folder), not from inside lomad-sim/. This is because the Dockerfile copies the entire package source (COPY . .) into the image to install lomad from source.</w:t>
       </w:r>
     </w:p>
     <w:p>
@@ -469,9 +962,10 @@
       <w:r>
         <w:rPr>
           <w:rFonts w:ascii="Calibri" w:hAnsi="Calibri"/>
+          <w:b w:val="0"/>
           <w:sz w:val="22"/>
         </w:rPr>
-        <w:t>TIDE nodes run x86-64 hardware. Apple Silicon Macs build arm64 by default. The --platform flag forces a cross-platform build that will run on the cluster.</w:t>
+        <w:t>TIDE nodes run x86-64 (Intel/AMD) hardware. If you are on an Apple Silicon Mac (M1/M2/M3), your machine builds arm64 images by default, which will not run on the cluster. The --platform linux/amd64 flag forces a cross-platform build.</w:t>
       </w:r>
     </w:p>
     <w:p>
@@ -522,7 +1016,7 @@
           <w:color w:val="1E1E1E"/>
           <w:sz w:val="19"/>
         </w:rPr>
-        <w:t># Replace &lt;github-username&gt; with your GitHub username</w:t>
+        <w:t># Replace &lt;github-username&gt; with your GitHub username (e.g. otishunt)</w:t>
       </w:r>
     </w:p>
     <w:p>
@@ -646,9 +1140,10 @@
       <w:r>
         <w:rPr>
           <w:rFonts w:ascii="Calibri" w:hAnsi="Calibri"/>
+          <w:b w:val="0"/>
           <w:sz w:val="22"/>
         </w:rPr>
-        <w:t>The --push flag builds and pushes to ghcr.io in one step. First build takes 5-10 minutes; later builds are much faster because Docker caches unchanged layers (R packages, system dependencies).</w:t>
+        <w:t>The --push flag builds and pushes to ghcr.io in a single step. Building takes 5-10 minutes the first time (R packages are downloaded and compiled); subsequent builds are faster due to Docker layer caching.</w:t>
       </w:r>
     </w:p>
     <w:p>
@@ -662,7 +1157,7 @@
           <w:color w:val="1F548B"/>
           <w:sz w:val="26"/>
         </w:rPr>
-        <w:t>Update job files to use your image</w:t>
+        <w:t>Confirm the image is available</w:t>
       </w:r>
     </w:p>
     <w:p>
@@ -672,21 +1167,10 @@
       <w:r>
         <w:rPr>
           <w:rFonts w:ascii="Calibri" w:hAnsi="Calibri"/>
+          <w:b w:val="0"/>
           <w:sz w:val="22"/>
         </w:rPr>
-        <w:t>Before submitting jobs, update the image name in job.yaml and submit_sweep.sh to point to your registry and your pull secret.</w:t>
-      </w:r>
-    </w:p>
-    <w:p>
-      <w:pPr>
-        <w:spacing w:after="120"/>
-      </w:pPr>
-      <w:r>
-        <w:rPr>
-          <w:rFonts w:ascii="Calibri" w:hAnsi="Calibri"/>
-          <w:sz w:val="22"/>
-        </w:rPr>
-        <w:t>In job.yaml, find the two commented lines and update them:</w:t>
+        <w:t>After pushing, verify the image appears in your GitHub packages list at github.com/&lt;github-username&gt;?tab=packages, or pull it locally:</w:t>
       </w:r>
     </w:p>
     <w:p>
@@ -700,130 +1184,7 @@
           <w:color w:val="555555"/>
           <w:sz w:val="18"/>
         </w:rPr>
-        <w:t>job.yaml — lines to update:</w:t>
-      </w:r>
-    </w:p>
-    <w:p>
-      <w:pPr>
-        <w:spacing w:before="0" w:after="0"/>
-        <w:ind w:left="288"/>
-        <w:shd w:val="clear" w:color="auto" w:fill="F4F4F4"/>
-        <w:pBdr>
-          <w:top w:val="single" w:sz="4" w:space="1" w:color="CCCCCC"/>
-          <w:left w:val="single" w:sz="12" w:space="2" w:color="1F548B"/>
-        </w:pBdr>
-      </w:pPr>
-      <w:r>
-        <w:rPr>
-          <w:rFonts w:ascii="Courier New" w:hAnsi="Courier New"/>
-          <w:color w:val="1E1E1E"/>
-          <w:sz w:val="19"/>
-        </w:rPr>
-        <w:t># ← CHANGE: replace otishunt with your GitHub username</w:t>
-      </w:r>
-    </w:p>
-    <w:p>
-      <w:pPr>
-        <w:spacing w:before="0" w:after="0"/>
-        <w:ind w:left="288"/>
-        <w:shd w:val="clear" w:color="auto" w:fill="F4F4F4"/>
-        <w:pBdr>
-          <w:left w:val="single" w:sz="12" w:space="2" w:color="1F548B"/>
-        </w:pBdr>
-      </w:pPr>
-      <w:r>
-        <w:rPr>
-          <w:rFonts w:ascii="Courier New" w:hAnsi="Courier New"/>
-          <w:color w:val="1E1E1E"/>
-          <w:sz w:val="19"/>
-        </w:rPr>
-        <w:t>image: ghcr.io/&lt;github-username&gt;/lomad-sim:latest</w:t>
-      </w:r>
-    </w:p>
-    <w:p>
-      <w:pPr>
-        <w:spacing w:before="0" w:after="0"/>
-        <w:ind w:left="288"/>
-        <w:shd w:val="clear" w:color="auto" w:fill="F4F4F4"/>
-        <w:pBdr>
-          <w:left w:val="single" w:sz="12" w:space="2" w:color="1F548B"/>
-        </w:pBdr>
-      </w:pPr>
-      <w:r>
-        <w:rPr>
-          <w:rFonts w:ascii="Courier New" w:hAnsi="Courier New"/>
-          <w:color w:val="1E1E1E"/>
-          <w:sz w:val="19"/>
-        </w:rPr>
-        <w:t xml:space="preserve"> </w:t>
-      </w:r>
-    </w:p>
-    <w:p>
-      <w:pPr>
-        <w:spacing w:before="0" w:after="0"/>
-        <w:ind w:left="288"/>
-        <w:shd w:val="clear" w:color="auto" w:fill="F4F4F4"/>
-        <w:pBdr>
-          <w:left w:val="single" w:sz="12" w:space="2" w:color="1F548B"/>
-        </w:pBdr>
-      </w:pPr>
-      <w:r>
-        <w:rPr>
-          <w:rFonts w:ascii="Courier New" w:hAnsi="Courier New"/>
-          <w:color w:val="1E1E1E"/>
-          <w:sz w:val="19"/>
-        </w:rPr>
-        <w:t>imagePullSecrets:</w:t>
-      </w:r>
-    </w:p>
-    <w:p>
-      <w:pPr>
-        <w:spacing w:before="0" w:after="0"/>
-        <w:ind w:left="288"/>
-        <w:shd w:val="clear" w:color="auto" w:fill="F4F4F4"/>
-        <w:pBdr>
-          <w:bottom w:val="single" w:sz="4" w:space="1" w:color="CCCCCC"/>
-          <w:left w:val="single" w:sz="12" w:space="2" w:color="1F548B"/>
-        </w:pBdr>
-      </w:pPr>
-      <w:r>
-        <w:rPr>
-          <w:rFonts w:ascii="Courier New" w:hAnsi="Courier New"/>
-          <w:color w:val="1E1E1E"/>
-          <w:sz w:val="19"/>
-        </w:rPr>
-        <w:t xml:space="preserve">  - name: ghcr-secret-&lt;github-username&gt;   # your secret name from Step 1</w:t>
-      </w:r>
-    </w:p>
-    <w:p>
-      <w:pPr>
-        <w:spacing w:after="40"/>
-      </w:pPr>
-    </w:p>
-    <w:p>
-      <w:pPr>
-        <w:spacing w:after="120"/>
-      </w:pPr>
-      <w:r>
-        <w:rPr>
-          <w:rFonts w:ascii="Calibri" w:hAnsi="Calibri"/>
-          <w:sz w:val="22"/>
-        </w:rPr>
-        <w:t>In submit_sweep.sh, set GHCR_USER at the top of the file or pass it at runtime:</w:t>
-      </w:r>
-    </w:p>
-    <w:p>
-      <w:pPr>
-        <w:spacing w:after="40"/>
-      </w:pPr>
-      <w:r>
-        <w:rPr>
-          <w:rFonts w:ascii="Calibri" w:hAnsi="Calibri"/>
-          <w:b/>
-          <w:color w:val="555555"/>
-          <w:sz w:val="18"/>
-        </w:rPr>
-        <w:t>submit_sweep.sh:</w:t>
+        <w:t>Verify image:</w:t>
       </w:r>
     </w:p>
     <w:p>
@@ -843,7 +1204,7 @@
           <w:color w:val="1E1E1E"/>
           <w:sz w:val="19"/>
         </w:rPr>
-        <w:t>GHCR_USER=&lt;github-username&gt; bash lomad-sim/submit_sweep.sh</w:t>
+        <w:t>docker pull ghcr.io/&lt;github-username&gt;/lomad-sim:latest</w:t>
       </w:r>
     </w:p>
     <w:p>
@@ -880,9 +1241,10 @@
       <w:r>
         <w:rPr>
           <w:rFonts w:ascii="Calibri" w:hAnsi="Calibri"/>
+          <w:b w:val="0"/>
           <w:sz w:val="22"/>
         </w:rPr>
-        <w:t>Each batch job runs sim.R inside the container using the CLT-based pipeline, which replaces the older bootstrap method and is roughly 10-50x faster.</w:t>
+        <w:t>Each batch job runs sim.R inside the container. The script uses the CLT-based pipeline introduced in the most recent version of the lomad package — this replaces the older bootstrap method.</w:t>
       </w:r>
     </w:p>
     <w:p>
@@ -896,7 +1258,20 @@
           <w:color w:val="1F548B"/>
           <w:sz w:val="26"/>
         </w:rPr>
-        <w:t>What the pipeline does</w:t>
+        <w:t>What the CLT pipeline does</w:t>
+      </w:r>
+    </w:p>
+    <w:p>
+      <w:pPr>
+        <w:spacing w:after="120"/>
+      </w:pPr>
+      <w:r>
+        <w:rPr>
+          <w:rFonts w:ascii="Calibri" w:hAnsi="Calibri"/>
+          <w:b w:val="0"/>
+          <w:sz w:val="22"/>
+        </w:rPr>
+        <w:t>The simulation runs four steps:</w:t>
       </w:r>
     </w:p>
     <w:p>
@@ -916,9 +1291,10 @@
       <w:r>
         <w:rPr>
           <w:rFonts w:ascii="Calibri" w:hAnsi="Calibri"/>
+          <w:b w:val="0"/>
           <w:sz w:val="22"/>
         </w:rPr>
-        <w:t>make_trends_dist() generates two synthetic trend series with a controlled L2 separation d. d=0 means identical trends; larger d means they diverge more.</w:t>
+        <w:t>make_trends_dist() generates two synthetic trend series with a controlled L2 separation d. A separation of d=0 means the trends are identical; larger d means they diverge more.</w:t>
       </w:r>
     </w:p>
     <w:p>
@@ -938,9 +1314,10 @@
       <w:r>
         <w:rPr>
           <w:rFonts w:ascii="Calibri" w:hAnsi="Calibri"/>
+          <w:b w:val="0"/>
           <w:sz w:val="22"/>
         </w:rPr>
-        <w:t>add_noise() adds ARMA-structured noise to each trend, producing the observed series y1 and y2.</w:t>
+        <w:t>add_noise() adds ARMA-structured noise to each trend series, producing the observed series y1 and y2 that the estimator will see.</w:t>
       </w:r>
     </w:p>
     <w:p>
@@ -960,9 +1337,10 @@
       <w:r>
         <w:rPr>
           <w:rFonts w:ascii="Calibri" w:hAnsi="Calibri"/>
+          <w:b w:val="0"/>
           <w:sz w:val="22"/>
         </w:rPr>
-        <w:t>lomad_fit_clt() fits the CLT model: estimates MA trends, fits ARMA noise models, computes asymptotic variance V_t, and calculates rolling local correlation R_t and expected population correlation rho_t.</w:t>
+        <w:t>lomad_fit_clt() fits the CLT model. It estimates the moving-average trends, fits ARMA noise models to each series, computes the asymptotic variance V_t, and calculates the rolling local correlation R_t and expected population correlation rho_t at each time point.</w:t>
       </w:r>
     </w:p>
     <w:p>
@@ -982,9 +1360,10 @@
       <w:r>
         <w:rPr>
           <w:rFonts w:ascii="Calibri" w:hAnsi="Calibri"/>
+          <w:b w:val="0"/>
           <w:sz w:val="22"/>
         </w:rPr>
-        <w:t>lomad_test_clt() tests H0 (local similarity: R_t &gt;= rho_t) at each valid time point. Rejection is evidence of decoupling. Multiple comparisons are controlled with Benjamini-Yekutieli FDR correction.</w:t>
+        <w:t>lomad_test_clt() performs a pointwise hypothesis test at each valid time point: H0 is that the series are locally similar (R_t &gt;= rho_t). Rejection means the observed correlation dropped significantly below the expected baseline — evidence of decoupling. Multiple comparisons are controlled using the Benjamini-Yekutieli (BY) FDR correction, which is valid under arbitrary dependence.</w:t>
       </w:r>
     </w:p>
     <w:p>
@@ -998,7 +1377,7 @@
           <w:color w:val="1F548B"/>
           <w:sz w:val="26"/>
         </w:rPr>
-        <w:t>Environment variables</w:t>
+        <w:t>Why CLT instead of bootstrap?</w:t>
       </w:r>
     </w:p>
     <w:p>
@@ -1008,9 +1387,37 @@
       <w:r>
         <w:rPr>
           <w:rFonts w:ascii="Calibri" w:hAnsi="Calibri"/>
+          <w:b w:val="0"/>
           <w:sz w:val="22"/>
         </w:rPr>
-        <w:t>All parameters are passed via environment variables. Edit the env: block in job.yaml or submit_sweep.sh to change them — no image rebuild needed.</w:t>
+        <w:t>The earlier sim.R used the bootstrap (method='boot') which runs B=1000 resamples per job. The CLT approximation computes the same quantities analytically, making each job roughly 10-50x faster and completely deterministic — the same inputs always produce the same outputs. For a large parameter sweep this is a substantial saving in cluster time.</w:t>
+      </w:r>
+    </w:p>
+    <w:p>
+      <w:pPr>
+        <w:spacing w:before="240" w:after="120"/>
+      </w:pPr>
+      <w:r>
+        <w:rPr>
+          <w:rFonts w:ascii="Calibri" w:hAnsi="Calibri"/>
+          <w:b/>
+          <w:color w:val="1F548B"/>
+          <w:sz w:val="26"/>
+        </w:rPr>
+        <w:t>Environment variables (simulation parameters)</w:t>
+      </w:r>
+    </w:p>
+    <w:p>
+      <w:pPr>
+        <w:spacing w:after="120"/>
+      </w:pPr>
+      <w:r>
+        <w:rPr>
+          <w:rFonts w:ascii="Calibri" w:hAnsi="Calibri"/>
+          <w:b w:val="0"/>
+          <w:sz w:val="22"/>
+        </w:rPr>
+        <w:t>Every parameter is passed to the container via environment variables, so you never need to rebuild the image to change parameters — just edit the env: section of job.yaml or submit_sweep.sh.</w:t>
       </w:r>
     </w:p>
     <w:tbl>
@@ -1096,7 +1503,7 @@
           <w:p>
             <w:r>
               <w:rPr>
-                <w:rFonts w:ascii="Calibri" w:hAnsi="Calibri"/>
+                <w:rFonts w:ascii="Courier New" w:hAnsi="Courier New"/>
                 <w:sz w:val="20"/>
               </w:rPr>
               <w:t>500</w:t>
@@ -1140,7 +1547,7 @@
           <w:p>
             <w:r>
               <w:rPr>
-                <w:rFonts w:ascii="Calibri" w:hAnsi="Calibri"/>
+                <w:rFonts w:ascii="Courier New" w:hAnsi="Courier New"/>
                 <w:sz w:val="20"/>
               </w:rPr>
               <w:t>5</w:t>
@@ -1184,7 +1591,7 @@
           <w:p>
             <w:r>
               <w:rPr>
-                <w:rFonts w:ascii="Calibri" w:hAnsi="Calibri"/>
+                <w:rFonts w:ascii="Courier New" w:hAnsi="Courier New"/>
                 <w:sz w:val="20"/>
               </w:rPr>
               <w:t>32026</w:t>
@@ -1228,7 +1635,7 @@
           <w:p>
             <w:r>
               <w:rPr>
-                <w:rFonts w:ascii="Calibri" w:hAnsi="Calibri"/>
+                <w:rFonts w:ascii="Courier New" w:hAnsi="Courier New"/>
                 <w:sz w:val="20"/>
               </w:rPr>
               <w:t>0</w:t>
@@ -1245,7 +1652,7 @@
                 <w:rFonts w:ascii="Calibri" w:hAnsi="Calibri"/>
                 <w:sz w:val="20"/>
               </w:rPr>
-              <w:t>MA smoothing window h; 0 = auto</w:t>
+              <w:t>MA smoothing window h; 0 = auto (max(5, floor(n/200)))</w:t>
             </w:r>
           </w:p>
         </w:tc>
@@ -1272,7 +1679,7 @@
           <w:p>
             <w:r>
               <w:rPr>
-                <w:rFonts w:ascii="Calibri" w:hAnsi="Calibri"/>
+                <w:rFonts w:ascii="Courier New" w:hAnsi="Courier New"/>
                 <w:sz w:val="20"/>
               </w:rPr>
               <w:t>0</w:t>
@@ -1289,7 +1696,7 @@
                 <w:rFonts w:ascii="Calibri" w:hAnsi="Calibri"/>
                 <w:sz w:val="20"/>
               </w:rPr>
-              <w:t>Rolling correlation window s; 0 = auto</w:t>
+              <w:t>Rolling correlation window s; 0 = auto (min(60h, floor(n/4)))</w:t>
             </w:r>
           </w:p>
         </w:tc>
@@ -1316,7 +1723,7 @@
           <w:p>
             <w:r>
               <w:rPr>
-                <w:rFonts w:ascii="Calibri" w:hAnsi="Calibri"/>
+                <w:rFonts w:ascii="Courier New" w:hAnsi="Courier New"/>
                 <w:sz w:val="20"/>
               </w:rPr>
               <w:t>3</w:t>
@@ -1360,7 +1767,7 @@
           <w:p>
             <w:r>
               <w:rPr>
-                <w:rFonts w:ascii="Calibri" w:hAnsi="Calibri"/>
+                <w:rFonts w:ascii="Courier New" w:hAnsi="Courier New"/>
                 <w:sz w:val="20"/>
               </w:rPr>
               <w:t>/jobs/output</w:t>
@@ -1377,7 +1784,7 @@
                 <w:rFonts w:ascii="Calibri" w:hAnsi="Calibri"/>
                 <w:sz w:val="20"/>
               </w:rPr>
-              <w:t>Output path inside container (mounted from shared PVC)</w:t>
+              <w:t>Output path (mounted from PVC)</w:t>
             </w:r>
           </w:p>
         </w:tc>
@@ -1387,6 +1794,29 @@
       <w:pPr>
         <w:spacing w:after="120"/>
       </w:pPr>
+    </w:p>
+    <w:p>
+      <w:pPr>
+        <w:spacing w:before="120" w:after="120"/>
+        <w:ind w:left="288"/>
+        <w:shd w:val="clear" w:color="auto" w:fill="FFF8DC"/>
+      </w:pPr>
+      <w:r>
+        <w:rPr>
+          <w:rFonts w:ascii="Calibri" w:hAnsi="Calibri"/>
+          <w:b/>
+          <w:sz w:val="21"/>
+        </w:rPr>
+        <w:t xml:space="preserve">Tip: </w:t>
+      </w:r>
+      <w:r>
+        <w:rPr>
+          <w:rFonts w:ascii="Calibri" w:hAnsi="Calibri"/>
+          <w:b w:val="0"/>
+          <w:sz w:val="21"/>
+        </w:rPr>
+        <w:t>SIM_H=0 and SIM_S=0 tell the script to auto-select the window sizes based on the series length n. This is recommended — manual values should only be set if you have a specific reason.</w:t>
+      </w:r>
     </w:p>
     <w:p>
       <w:r>
@@ -1431,9 +1861,33 @@
       <w:r>
         <w:rPr>
           <w:rFonts w:ascii="Calibri" w:hAnsi="Calibri"/>
+          <w:b w:val="0"/>
           <w:sz w:val="22"/>
         </w:rPr>
-        <w:t>Edit the env: section of job.yaml for the parameters you want, update the image name and pull secret to yours, then:</w:t>
+        <w:t>job.yaml submits one job with a specific set of parameters. Edit the env: section to set the parameters you want, then apply it.</w:t>
+      </w:r>
+    </w:p>
+    <w:p>
+      <w:pPr>
+        <w:spacing w:before="120" w:after="120"/>
+        <w:ind w:left="288"/>
+        <w:shd w:val="clear" w:color="auto" w:fill="FFF8DC"/>
+      </w:pPr>
+      <w:r>
+        <w:rPr>
+          <w:rFonts w:ascii="Calibri" w:hAnsi="Calibri"/>
+          <w:b/>
+          <w:sz w:val="21"/>
+        </w:rPr>
+        <w:t xml:space="preserve">Before you submit: </w:t>
+      </w:r>
+      <w:r>
+        <w:rPr>
+          <w:rFonts w:ascii="Calibri" w:hAnsi="Calibri"/>
+          <w:b w:val="0"/>
+          <w:sz w:val="21"/>
+        </w:rPr>
+        <w:t>In job.yaml, replace &lt;github-username&gt; in the image: line with your own GitHub username before submitting.</w:t>
       </w:r>
     </w:p>
     <w:p>
@@ -1466,6 +1920,78 @@
           <w:color w:val="1E1E1E"/>
           <w:sz w:val="19"/>
         </w:rPr>
+        <w:t># Edit parameters first:</w:t>
+      </w:r>
+    </w:p>
+    <w:p>
+      <w:pPr>
+        <w:spacing w:before="0" w:after="0"/>
+        <w:ind w:left="288"/>
+        <w:shd w:val="clear" w:color="auto" w:fill="F4F4F4"/>
+        <w:pBdr>
+          <w:left w:val="single" w:sz="12" w:space="2" w:color="1F548B"/>
+        </w:pBdr>
+      </w:pPr>
+      <w:r>
+        <w:rPr>
+          <w:rFonts w:ascii="Courier New" w:hAnsi="Courier New"/>
+          <w:color w:val="1E1E1E"/>
+          <w:sz w:val="19"/>
+        </w:rPr>
+        <w:t>#   open lomad-sim/job.yaml and change SIM_D, SIM_N, etc.</w:t>
+      </w:r>
+    </w:p>
+    <w:p>
+      <w:pPr>
+        <w:spacing w:before="0" w:after="0"/>
+        <w:ind w:left="288"/>
+        <w:shd w:val="clear" w:color="auto" w:fill="F4F4F4"/>
+        <w:pBdr>
+          <w:left w:val="single" w:sz="12" w:space="2" w:color="1F548B"/>
+        </w:pBdr>
+      </w:pPr>
+      <w:r>
+        <w:rPr>
+          <w:rFonts w:ascii="Courier New" w:hAnsi="Courier New"/>
+          <w:color w:val="1E1E1E"/>
+          <w:sz w:val="19"/>
+        </w:rPr>
+        <w:t xml:space="preserve"> </w:t>
+      </w:r>
+    </w:p>
+    <w:p>
+      <w:pPr>
+        <w:spacing w:before="0" w:after="0"/>
+        <w:ind w:left="288"/>
+        <w:shd w:val="clear" w:color="auto" w:fill="F4F4F4"/>
+        <w:pBdr>
+          <w:left w:val="single" w:sz="12" w:space="2" w:color="1F548B"/>
+        </w:pBdr>
+      </w:pPr>
+      <w:r>
+        <w:rPr>
+          <w:rFonts w:ascii="Courier New" w:hAnsi="Courier New"/>
+          <w:color w:val="1E1E1E"/>
+          <w:sz w:val="19"/>
+        </w:rPr>
+        <w:t># Delete any previous job with the same name, then resubmit:</w:t>
+      </w:r>
+    </w:p>
+    <w:p>
+      <w:pPr>
+        <w:spacing w:before="0" w:after="0"/>
+        <w:ind w:left="288"/>
+        <w:shd w:val="clear" w:color="auto" w:fill="F4F4F4"/>
+        <w:pBdr>
+          <w:left w:val="single" w:sz="12" w:space="2" w:color="1F548B"/>
+        </w:pBdr>
+      </w:pPr>
+      <w:r>
+        <w:rPr>
+          <w:rFonts w:ascii="Courier New" w:hAnsi="Courier New"/>
+          <w:color w:val="1E1E1E"/>
+          <w:sz w:val="19"/>
+        </w:rPr>
         <w:t>kubectl delete job lomad-sim --namespace=cal-poly-lomad --ignore-not-found</w:t>
       </w:r>
     </w:p>
@@ -1485,7 +2011,7 @@
           <w:color w:val="1E1E1E"/>
           <w:sz w:val="19"/>
         </w:rPr>
-        <w:t>kubectl apply  -f lomad-sim/job.yaml --namespace=cal-poly-lomad</w:t>
+        <w:t>kubectl apply -f lomad-sim/job.yaml --namespace=cal-poly-lomad</w:t>
       </w:r>
     </w:p>
     <w:p>
@@ -1514,9 +2040,10 @@
       <w:r>
         <w:rPr>
           <w:rFonts w:ascii="Calibri" w:hAnsi="Calibri"/>
+          <w:b w:val="0"/>
           <w:sz w:val="22"/>
         </w:rPr>
-        <w:t>Submits one job per value of d in parallel. All jobs write to the shared PVC so results accumulate in one CSV.</w:t>
+        <w:t>submit_sweep.sh submits one job per value of d in parallel. All jobs write to the same shared PVC, so results accumulate in one CSV.</w:t>
       </w:r>
     </w:p>
     <w:p>
@@ -1540,7 +2067,6 @@
         <w:shd w:val="clear" w:color="auto" w:fill="F4F4F4"/>
         <w:pBdr>
           <w:top w:val="single" w:sz="4" w:space="1" w:color="CCCCCC"/>
-          <w:bottom w:val="single" w:sz="4" w:space="1" w:color="CCCCCC"/>
           <w:left w:val="single" w:sz="12" w:space="2" w:color="1F548B"/>
         </w:pBdr>
       </w:pPr>
@@ -1550,52 +2076,7 @@
           <w:color w:val="1E1E1E"/>
           <w:sz w:val="19"/>
         </w:rPr>
-        <w:t>GHCR_USER=&lt;github-username&gt; bash lomad-sim/submit_sweep.sh</w:t>
-      </w:r>
-    </w:p>
-    <w:p>
-      <w:pPr>
-        <w:spacing w:after="40"/>
-      </w:pPr>
-    </w:p>
-    <w:p>
-      <w:pPr>
-        <w:spacing w:before="240" w:after="120"/>
-      </w:pPr>
-      <w:r>
-        <w:rPr>
-          <w:rFonts w:ascii="Calibri" w:hAnsi="Calibri"/>
-          <w:b/>
-          <w:color w:val="1F548B"/>
-          <w:sz w:val="26"/>
-        </w:rPr>
-        <w:t>Diagnostic sweep (submit_diagnostic.sh)</w:t>
-      </w:r>
-    </w:p>
-    <w:p>
-      <w:pPr>
-        <w:spacing w:after="120"/>
-      </w:pPr>
-      <w:r>
-        <w:rPr>
-          <w:rFonts w:ascii="Calibri" w:hAnsi="Calibri"/>
-          <w:sz w:val="22"/>
-        </w:rPr>
-        <w:t>Submits two parallel sweeps: extreme d values (h=auto) and moderate d values at h=30, to characterise power and window sensitivity.</w:t>
-      </w:r>
-    </w:p>
-    <w:p>
-      <w:pPr>
-        <w:spacing w:after="40"/>
-      </w:pPr>
-      <w:r>
-        <w:rPr>
-          <w:rFonts w:ascii="Calibri" w:hAnsi="Calibri"/>
-          <w:b/>
-          <w:color w:val="555555"/>
-          <w:sz w:val="18"/>
-        </w:rPr>
-        <w:t>Submit diagnostic sweep:</w:t>
+        <w:t># Set your GitHub username (only needed if different from default):</w:t>
       </w:r>
     </w:p>
     <w:p>
@@ -1604,8 +2085,6 @@
         <w:ind w:left="288"/>
         <w:shd w:val="clear" w:color="auto" w:fill="F4F4F4"/>
         <w:pBdr>
-          <w:top w:val="single" w:sz="4" w:space="1" w:color="CCCCCC"/>
-          <w:bottom w:val="single" w:sz="4" w:space="1" w:color="CCCCCC"/>
           <w:left w:val="single" w:sz="12" w:space="2" w:color="1F548B"/>
         </w:pBdr>
       </w:pPr>
@@ -1615,13 +2094,63 @@
           <w:color w:val="1E1E1E"/>
           <w:sz w:val="19"/>
         </w:rPr>
-        <w:t>GHCR_USER=&lt;github-username&gt; bash lomad-sim/submit_diagnostic.sh</w:t>
+        <w:t>export GHCR_USER=&lt;github-username&gt;</w:t>
       </w:r>
     </w:p>
     <w:p>
       <w:pPr>
+        <w:spacing w:before="0" w:after="0"/>
+        <w:ind w:left="288"/>
+        <w:shd w:val="clear" w:color="auto" w:fill="F4F4F4"/>
+        <w:pBdr>
+          <w:left w:val="single" w:sz="12" w:space="2" w:color="1F548B"/>
+        </w:pBdr>
+      </w:pPr>
+      <w:r>
+        <w:rPr>
+          <w:rFonts w:ascii="Courier New" w:hAnsi="Courier New"/>
+          <w:color w:val="1E1E1E"/>
+          <w:sz w:val="19"/>
+        </w:rPr>
+        <w:t xml:space="preserve"> </w:t>
+      </w:r>
+    </w:p>
+    <w:p>
+      <w:pPr>
+        <w:spacing w:before="0" w:after="0"/>
+        <w:ind w:left="288"/>
+        <w:shd w:val="clear" w:color="auto" w:fill="F4F4F4"/>
+        <w:pBdr>
+          <w:bottom w:val="single" w:sz="4" w:space="1" w:color="CCCCCC"/>
+          <w:left w:val="single" w:sz="12" w:space="2" w:color="1F548B"/>
+        </w:pBdr>
+      </w:pPr>
+      <w:r>
+        <w:rPr>
+          <w:rFonts w:ascii="Courier New" w:hAnsi="Courier New"/>
+          <w:color w:val="1E1E1E"/>
+          <w:sz w:val="19"/>
+        </w:rPr>
+        <w:t>bash lomad-sim/submit_sweep.sh</w:t>
+      </w:r>
+    </w:p>
+    <w:p>
+      <w:pPr>
         <w:spacing w:after="40"/>
       </w:pPr>
+    </w:p>
+    <w:p>
+      <w:pPr>
+        <w:spacing w:after="120"/>
+      </w:pPr>
+      <w:r>
+        <w:rPr>
+          <w:rFonts w:ascii="Calibri" w:hAnsi="Calibri"/>
+          <w:b w:val="0"/>
+          <w:sz w:val="22"/>
+        </w:rPr>
+        <w:t>To sweep a different parameter, edit the D_VALUES array at the top of submit_sweep.sh and change the corresponding SIM_D env var to the variable you want to sweep.</w:t>
+      </w:r>
     </w:p>
     <w:p>
       <w:pPr>
@@ -1639,6 +2168,19 @@
     </w:p>
     <w:p>
       <w:pPr>
+        <w:spacing w:after="120"/>
+      </w:pPr>
+      <w:r>
+        <w:rPr>
+          <w:rFonts w:ascii="Calibri" w:hAnsi="Calibri"/>
+          <w:b w:val="0"/>
+          <w:sz w:val="22"/>
+        </w:rPr>
+        <w:t>Watch job and pod status in real time:</w:t>
+      </w:r>
+    </w:p>
+    <w:p>
+      <w:pPr>
         <w:spacing w:after="40"/>
       </w:pPr>
       <w:r>
@@ -1676,6 +2218,7 @@
         <w:ind w:left="288"/>
         <w:shd w:val="clear" w:color="auto" w:fill="F4F4F4"/>
         <w:pBdr>
+          <w:bottom w:val="single" w:sz="4" w:space="1" w:color="CCCCCC"/>
           <w:left w:val="single" w:sz="12" w:space="2" w:color="1F548B"/>
         </w:pBdr>
       </w:pPr>
@@ -1690,6 +2233,75 @@
     </w:p>
     <w:p>
       <w:pPr>
+        <w:spacing w:after="40"/>
+      </w:pPr>
+    </w:p>
+    <w:p>
+      <w:pPr>
+        <w:spacing w:after="120"/>
+      </w:pPr>
+      <w:r>
+        <w:rPr>
+          <w:rFonts w:ascii="Calibri" w:hAnsi="Calibri"/>
+          <w:b w:val="0"/>
+          <w:sz w:val="22"/>
+        </w:rPr>
+        <w:t>View output from a specific pod:</w:t>
+      </w:r>
+    </w:p>
+    <w:p>
+      <w:pPr>
+        <w:spacing w:after="40"/>
+      </w:pPr>
+      <w:r>
+        <w:rPr>
+          <w:rFonts w:ascii="Calibri" w:hAnsi="Calibri"/>
+          <w:b/>
+          <w:color w:val="555555"/>
+          <w:sz w:val="18"/>
+        </w:rPr>
+        <w:t>View logs:</w:t>
+      </w:r>
+    </w:p>
+    <w:p>
+      <w:pPr>
+        <w:spacing w:before="0" w:after="0"/>
+        <w:ind w:left="288"/>
+        <w:shd w:val="clear" w:color="auto" w:fill="F4F4F4"/>
+        <w:pBdr>
+          <w:top w:val="single" w:sz="4" w:space="1" w:color="CCCCCC"/>
+          <w:left w:val="single" w:sz="12" w:space="2" w:color="1F548B"/>
+        </w:pBdr>
+      </w:pPr>
+      <w:r>
+        <w:rPr>
+          <w:rFonts w:ascii="Courier New" w:hAnsi="Courier New"/>
+          <w:color w:val="1E1E1E"/>
+          <w:sz w:val="19"/>
+        </w:rPr>
+        <w:t># List pods to find the name:</w:t>
+      </w:r>
+    </w:p>
+    <w:p>
+      <w:pPr>
+        <w:spacing w:before="0" w:after="0"/>
+        <w:ind w:left="288"/>
+        <w:shd w:val="clear" w:color="auto" w:fill="F4F4F4"/>
+        <w:pBdr>
+          <w:left w:val="single" w:sz="12" w:space="2" w:color="1F548B"/>
+        </w:pBdr>
+      </w:pPr>
+      <w:r>
+        <w:rPr>
+          <w:rFonts w:ascii="Courier New" w:hAnsi="Courier New"/>
+          <w:color w:val="1E1E1E"/>
+          <w:sz w:val="19"/>
+        </w:rPr>
+        <w:t>kubectl get pods --namespace=cal-poly-lomad</w:t>
+      </w:r>
+    </w:p>
+    <w:p>
+      <w:pPr>
         <w:spacing w:before="0" w:after="0"/>
         <w:ind w:left="288"/>
         <w:shd w:val="clear" w:color="auto" w:fill="F4F4F4"/>
@@ -1721,7 +2333,61 @@
           <w:color w:val="1E1E1E"/>
           <w:sz w:val="19"/>
         </w:rPr>
+        <w:t># Tail the log:</w:t>
+      </w:r>
+    </w:p>
+    <w:p>
+      <w:pPr>
+        <w:spacing w:before="0" w:after="0"/>
+        <w:ind w:left="288"/>
+        <w:shd w:val="clear" w:color="auto" w:fill="F4F4F4"/>
+        <w:pBdr>
+          <w:left w:val="single" w:sz="12" w:space="2" w:color="1F548B"/>
+        </w:pBdr>
+      </w:pPr>
+      <w:r>
+        <w:rPr>
+          <w:rFonts w:ascii="Courier New" w:hAnsi="Courier New"/>
+          <w:color w:val="1E1E1E"/>
+          <w:sz w:val="19"/>
+        </w:rPr>
         <w:t>kubectl logs &lt;pod-name&gt; --namespace=cal-poly-lomad</w:t>
+      </w:r>
+    </w:p>
+    <w:p>
+      <w:pPr>
+        <w:spacing w:before="0" w:after="0"/>
+        <w:ind w:left="288"/>
+        <w:shd w:val="clear" w:color="auto" w:fill="F4F4F4"/>
+        <w:pBdr>
+          <w:left w:val="single" w:sz="12" w:space="2" w:color="1F548B"/>
+        </w:pBdr>
+      </w:pPr>
+      <w:r>
+        <w:rPr>
+          <w:rFonts w:ascii="Courier New" w:hAnsi="Courier New"/>
+          <w:color w:val="1E1E1E"/>
+          <w:sz w:val="19"/>
+        </w:rPr>
+        <w:t xml:space="preserve"> </w:t>
+      </w:r>
+    </w:p>
+    <w:p>
+      <w:pPr>
+        <w:spacing w:before="0" w:after="0"/>
+        <w:ind w:left="288"/>
+        <w:shd w:val="clear" w:color="auto" w:fill="F4F4F4"/>
+        <w:pBdr>
+          <w:left w:val="single" w:sz="12" w:space="2" w:color="1F548B"/>
+        </w:pBdr>
+      </w:pPr>
+      <w:r>
+        <w:rPr>
+          <w:rFonts w:ascii="Courier New" w:hAnsi="Courier New"/>
+          <w:color w:val="1E1E1E"/>
+          <w:sz w:val="19"/>
+        </w:rPr>
+        <w:t># Diagnose failures (OOMKilled, ImagePullBackOff, etc.):</w:t>
       </w:r>
     </w:p>
     <w:p>
@@ -1765,9 +2431,10 @@
       <w:r>
         <w:rPr>
           <w:rFonts w:ascii="Calibri" w:hAnsi="Calibri"/>
+          <w:b w:val="0"/>
           <w:sz w:val="21"/>
         </w:rPr>
-        <w:t>Pod logs are kept for 2 hours after completion (ttlSecondsAfterFinished: 7200). Fetch results before this window closes.</w:t>
+        <w:t>Pod logs are preserved for 2 hours after job completion (ttlSecondsAfterFinished: 7200 in the job spec) and then automatically deleted. Retrieve results before this window closes, or copy logs immediately after the job finishes.</w:t>
       </w:r>
     </w:p>
     <w:p>
@@ -1799,330 +2466,41 @@
       <w:r>
         <w:rPr>
           <w:rFonts w:ascii="Calibri" w:hAnsi="Calibri"/>
+          <w:b w:val="0"/>
           <w:sz w:val="22"/>
         </w:rPr>
-        <w:t>Each completed job appends one row to the shared lomad_results_log.csv on the PVC, and saves a full .rds output file. The CSV columns are:</w:t>
+        <w:t>Each completed job writes two files to the shared PVC:</w:t>
       </w:r>
     </w:p>
-    <w:tbl>
-      <w:tblPr>
-        <w:tblStyle w:val="TableGrid"/>
-        <w:tblW w:type="auto" w:w="0"/>
-        <w:tblLook w:firstColumn="1" w:firstRow="1" w:lastColumn="0" w:lastRow="0" w:noHBand="0" w:noVBand="1" w:val="04A0"/>
-      </w:tblPr>
-      <w:tblGrid>
-        <w:gridCol w:w="4680"/>
-        <w:gridCol w:w="4680"/>
-      </w:tblGrid>
-      <w:tr>
-        <w:tc>
-          <w:tcPr>
-            <w:tcW w:type="dxa" w:w="4680"/>
-            <w:shd w:val="clear" w:color="auto" w:fill="D5E8F0"/>
-          </w:tcPr>
-          <w:p>
-            <w:r>
-              <w:rPr>
-                <w:rFonts w:ascii="Calibri" w:hAnsi="Calibri"/>
-                <w:b/>
-                <w:sz w:val="20"/>
-              </w:rPr>
-              <w:t>Column</w:t>
-            </w:r>
-          </w:p>
-        </w:tc>
-        <w:tc>
-          <w:tcPr>
-            <w:tcW w:type="dxa" w:w="4680"/>
-            <w:shd w:val="clear" w:color="auto" w:fill="D5E8F0"/>
-          </w:tcPr>
-          <w:p>
-            <w:r>
-              <w:rPr>
-                <w:rFonts w:ascii="Calibri" w:hAnsi="Calibri"/>
-                <w:b/>
-                <w:sz w:val="20"/>
-              </w:rPr>
-              <w:t>Meaning</w:t>
-            </w:r>
-          </w:p>
-        </w:tc>
-      </w:tr>
-      <w:tr>
-        <w:tc>
-          <w:tcPr>
-            <w:tcW w:type="dxa" w:w="4680"/>
-          </w:tcPr>
-          <w:p>
-            <w:r>
-              <w:rPr>
-                <w:rFonts w:ascii="Courier New" w:hAnsi="Courier New"/>
-                <w:sz w:val="20"/>
-              </w:rPr>
-              <w:t>timestamp</w:t>
-            </w:r>
-          </w:p>
-        </w:tc>
-        <w:tc>
-          <w:tcPr>
-            <w:tcW w:type="dxa" w:w="4680"/>
-          </w:tcPr>
-          <w:p>
-            <w:r>
-              <w:rPr>
-                <w:rFonts w:ascii="Calibri" w:hAnsi="Calibri"/>
-                <w:sz w:val="20"/>
-              </w:rPr>
-              <w:t>Run completion time</w:t>
-            </w:r>
-          </w:p>
-        </w:tc>
-      </w:tr>
-      <w:tr>
-        <w:tc>
-          <w:tcPr>
-            <w:tcW w:type="dxa" w:w="4680"/>
-          </w:tcPr>
-          <w:p>
-            <w:r>
-              <w:rPr>
-                <w:rFonts w:ascii="Courier New" w:hAnsi="Courier New"/>
-                <w:sz w:val="20"/>
-              </w:rPr>
-              <w:t>n / d / seed</w:t>
-            </w:r>
-          </w:p>
-        </w:tc>
-        <w:tc>
-          <w:tcPr>
-            <w:tcW w:type="dxa" w:w="4680"/>
-          </w:tcPr>
-          <w:p>
-            <w:r>
-              <w:rPr>
-                <w:rFonts w:ascii="Calibri" w:hAnsi="Calibri"/>
-                <w:sz w:val="20"/>
-              </w:rPr>
-              <w:t>Simulation parameters</w:t>
-            </w:r>
-          </w:p>
-        </w:tc>
-      </w:tr>
-      <w:tr>
-        <w:tc>
-          <w:tcPr>
-            <w:tcW w:type="dxa" w:w="4680"/>
-          </w:tcPr>
-          <w:p>
-            <w:r>
-              <w:rPr>
-                <w:rFonts w:ascii="Courier New" w:hAnsi="Courier New"/>
-                <w:sz w:val="20"/>
-              </w:rPr>
-              <w:t>h / s</w:t>
-            </w:r>
-          </w:p>
-        </w:tc>
-        <w:tc>
-          <w:tcPr>
-            <w:tcW w:type="dxa" w:w="4680"/>
-          </w:tcPr>
-          <w:p>
-            <w:r>
-              <w:rPr>
-                <w:rFonts w:ascii="Calibri" w:hAnsi="Calibri"/>
-                <w:sz w:val="20"/>
-              </w:rPr>
-              <w:t>Window sizes used (auto-selected or manual)</w:t>
-            </w:r>
-          </w:p>
-        </w:tc>
-      </w:tr>
-      <w:tr>
-        <w:tc>
-          <w:tcPr>
-            <w:tcW w:type="dxa" w:w="4680"/>
-          </w:tcPr>
-          <w:p>
-            <w:r>
-              <w:rPr>
-                <w:rFonts w:ascii="Courier New" w:hAnsi="Courier New"/>
-                <w:sz w:val="20"/>
-              </w:rPr>
-              <w:t>arma_p1/q1</w:t>
-            </w:r>
-          </w:p>
-        </w:tc>
-        <w:tc>
-          <w:tcPr>
-            <w:tcW w:type="dxa" w:w="4680"/>
-          </w:tcPr>
-          <w:p>
-            <w:r>
-              <w:rPr>
-                <w:rFonts w:ascii="Calibri" w:hAnsi="Calibri"/>
-                <w:sz w:val="20"/>
-              </w:rPr>
-              <w:t>ARMA order fitted for series 1</w:t>
-            </w:r>
-          </w:p>
-        </w:tc>
-      </w:tr>
-      <w:tr>
-        <w:tc>
-          <w:tcPr>
-            <w:tcW w:type="dxa" w:w="4680"/>
-          </w:tcPr>
-          <w:p>
-            <w:r>
-              <w:rPr>
-                <w:rFonts w:ascii="Courier New" w:hAnsi="Courier New"/>
-                <w:sz w:val="20"/>
-              </w:rPr>
-              <w:t>arma_p2/q2</w:t>
-            </w:r>
-          </w:p>
-        </w:tc>
-        <w:tc>
-          <w:tcPr>
-            <w:tcW w:type="dxa" w:w="4680"/>
-          </w:tcPr>
-          <w:p>
-            <w:r>
-              <w:rPr>
-                <w:rFonts w:ascii="Calibri" w:hAnsi="Calibri"/>
-                <w:sz w:val="20"/>
-              </w:rPr>
-              <w:t>ARMA order fitted for series 2</w:t>
-            </w:r>
-          </w:p>
-        </w:tc>
-      </w:tr>
-      <w:tr>
-        <w:tc>
-          <w:tcPr>
-            <w:tcW w:type="dxa" w:w="4680"/>
-          </w:tcPr>
-          <w:p>
-            <w:r>
-              <w:rPr>
-                <w:rFonts w:ascii="Courier New" w:hAnsi="Courier New"/>
-                <w:sz w:val="20"/>
-              </w:rPr>
-              <w:t>n_valid</w:t>
-            </w:r>
-          </w:p>
-        </w:tc>
-        <w:tc>
-          <w:tcPr>
-            <w:tcW w:type="dxa" w:w="4680"/>
-          </w:tcPr>
-          <w:p>
-            <w:r>
-              <w:rPr>
-                <w:rFonts w:ascii="Calibri" w:hAnsi="Calibri"/>
-                <w:sz w:val="20"/>
-              </w:rPr>
-              <w:t>Number of valid time points tested</w:t>
-            </w:r>
-          </w:p>
-        </w:tc>
-      </w:tr>
-      <w:tr>
-        <w:tc>
-          <w:tcPr>
-            <w:tcW w:type="dxa" w:w="4680"/>
-          </w:tcPr>
-          <w:p>
-            <w:r>
-              <w:rPr>
-                <w:rFonts w:ascii="Courier New" w:hAnsi="Courier New"/>
-                <w:sz w:val="20"/>
-              </w:rPr>
-              <w:t>n_rejected</w:t>
-            </w:r>
-          </w:p>
-        </w:tc>
-        <w:tc>
-          <w:tcPr>
-            <w:tcW w:type="dxa" w:w="4680"/>
-          </w:tcPr>
-          <w:p>
-            <w:r>
-              <w:rPr>
-                <w:rFonts w:ascii="Calibri" w:hAnsi="Calibri"/>
-                <w:sz w:val="20"/>
-              </w:rPr>
-              <w:t>Time points where H0 was rejected</w:t>
-            </w:r>
-          </w:p>
-        </w:tc>
-      </w:tr>
-      <w:tr>
-        <w:tc>
-          <w:tcPr>
-            <w:tcW w:type="dxa" w:w="4680"/>
-          </w:tcPr>
-          <w:p>
-            <w:r>
-              <w:rPr>
-                <w:rFonts w:ascii="Courier New" w:hAnsi="Courier New"/>
-                <w:sz w:val="20"/>
-              </w:rPr>
-              <w:t>rej_rate</w:t>
-            </w:r>
-          </w:p>
-        </w:tc>
-        <w:tc>
-          <w:tcPr>
-            <w:tcW w:type="dxa" w:w="4680"/>
-          </w:tcPr>
-          <w:p>
-            <w:r>
-              <w:rPr>
-                <w:rFonts w:ascii="Calibri" w:hAnsi="Calibri"/>
-                <w:sz w:val="20"/>
-              </w:rPr>
-              <w:t>Rejection rate (n_rejected / n_valid)</w:t>
-            </w:r>
-          </w:p>
-        </w:tc>
-      </w:tr>
-      <w:tr>
-        <w:tc>
-          <w:tcPr>
-            <w:tcW w:type="dxa" w:w="4680"/>
-          </w:tcPr>
-          <w:p>
-            <w:r>
-              <w:rPr>
-                <w:rFonts w:ascii="Courier New" w:hAnsi="Courier New"/>
-                <w:sz w:val="20"/>
-              </w:rPr>
-              <w:t>alpha_eff</w:t>
-            </w:r>
-          </w:p>
-        </w:tc>
-        <w:tc>
-          <w:tcPr>
-            <w:tcW w:type="dxa" w:w="4680"/>
-          </w:tcPr>
-          <w:p>
-            <w:r>
-              <w:rPr>
-                <w:rFonts w:ascii="Calibri" w:hAnsi="Calibri"/>
-                <w:sz w:val="20"/>
-              </w:rPr>
-              <w:t>Effective BY significance threshold used</w:t>
-            </w:r>
-          </w:p>
-        </w:tc>
-      </w:tr>
-    </w:tbl>
     <w:p>
       <w:pPr>
-        <w:spacing w:after="120"/>
-      </w:pPr>
+        <w:pStyle w:val="ListBullet"/>
+        <w:spacing w:after="60"/>
+        <w:ind w:left="360"/>
+      </w:pPr>
+      <w:r>
+        <w:rPr>
+          <w:rFonts w:ascii="Calibri" w:hAnsi="Calibri"/>
+          <w:b w:val="0"/>
+          <w:sz w:val="22"/>
+        </w:rPr>
+        <w:t>out_n{N}_d{D}_seed{S}.rds — the full lomad fit and test output, loadable in R with readRDS().</w:t>
+      </w:r>
+    </w:p>
+    <w:p>
+      <w:pPr>
+        <w:pStyle w:val="ListBullet"/>
+        <w:spacing w:after="60"/>
+        <w:ind w:left="360"/>
+      </w:pPr>
+      <w:r>
+        <w:rPr>
+          <w:rFonts w:ascii="Calibri" w:hAnsi="Calibri"/>
+          <w:b w:val="0"/>
+          <w:sz w:val="22"/>
+        </w:rPr>
+        <w:t>lomad_results_log.csv — one appended row per job with all parameters and key results (ARMA orders, rejection count, rejection rate, effective alpha).</w:t>
+      </w:r>
     </w:p>
     <w:p>
       <w:pPr>
@@ -2135,7 +2513,7 @@
           <w:color w:val="1F548B"/>
           <w:sz w:val="26"/>
         </w:rPr>
-        <w:t>Fetch with fetch_results.sh</w:t>
+        <w:t>Automated retrieval with fetch_results.sh</w:t>
       </w:r>
     </w:p>
     <w:p>
@@ -2145,9 +2523,10 @@
       <w:r>
         <w:rPr>
           <w:rFonts w:ascii="Calibri" w:hAnsi="Calibri"/>
+          <w:b w:val="0"/>
           <w:sz w:val="22"/>
         </w:rPr>
-        <w:t>Because the PVC is only accessible to pods on the cluster, results cannot be copied directly to your laptop. fetch_results.sh automates the full retrieval: it starts a helper pod using the cached lomad-sim image (starts in seconds), copies the CSV, deletes the pod immediately, then commits and pushes to GitHub.</w:t>
+        <w:t>Because the PVC is only accessible to pods on the cluster, results cannot be copied directly to your laptop. fetch_results.sh automates the retrieval: it starts a lightweight busybox helper pod that mounts the PVC, copies the CSV to your local machine using kubectl cp, then immediately deletes the pod so no resources are held.</w:t>
       </w:r>
     </w:p>
     <w:p>
@@ -2161,7 +2540,7 @@
           <w:color w:val="555555"/>
           <w:sz w:val="18"/>
         </w:rPr>
-        <w:t>Fetch and publish:</w:t>
+        <w:t>Fetch results CSV:</w:t>
       </w:r>
     </w:p>
     <w:p>
@@ -2216,7 +2595,25 @@
           <w:color w:val="1E1E1E"/>
           <w:sz w:val="19"/>
         </w:rPr>
-        <w:t># Skip git push if you just want the file locally:</w:t>
+        <w:t># The CSV is saved to ./lomad_results_log.csv by default.</w:t>
+      </w:r>
+    </w:p>
+    <w:p>
+      <w:pPr>
+        <w:spacing w:before="0" w:after="0"/>
+        <w:ind w:left="288"/>
+        <w:shd w:val="clear" w:color="auto" w:fill="F4F4F4"/>
+        <w:pBdr>
+          <w:left w:val="single" w:sz="12" w:space="2" w:color="1F548B"/>
+        </w:pBdr>
+      </w:pPr>
+      <w:r>
+        <w:rPr>
+          <w:rFonts w:ascii="Courier New" w:hAnsi="Courier New"/>
+          <w:color w:val="1E1E1E"/>
+          <w:sz w:val="19"/>
+        </w:rPr>
+        <w:t># Override the output path:</w:t>
       </w:r>
     </w:p>
     <w:p>
@@ -2235,7 +2632,7 @@
           <w:color w:val="1E1E1E"/>
           <w:sz w:val="19"/>
         </w:rPr>
-        <w:t>NO_PUSH=1 bash lomad-sim/fetch_results.sh</w:t>
+        <w:t>OUT=./results/my_log.csv bash lomad-sim/fetch_results.sh</w:t>
       </w:r>
     </w:p>
     <w:p>
@@ -2245,15 +2642,387 @@
     </w:p>
     <w:p>
       <w:pPr>
-        <w:spacing w:after="120"/>
+        <w:spacing w:before="240" w:after="120"/>
       </w:pPr>
       <w:r>
         <w:rPr>
           <w:rFonts w:ascii="Calibri" w:hAnsi="Calibri"/>
+          <w:b/>
+          <w:color w:val="1F548B"/>
+          <w:sz w:val="26"/>
+        </w:rPr>
+        <w:t>Committing results to GitHub</w:t>
+      </w:r>
+    </w:p>
+    <w:p>
+      <w:pPr>
+        <w:spacing w:after="120"/>
+      </w:pPr>
+      <w:r>
+        <w:rPr>
+          <w:rFonts w:ascii="Calibri" w:hAnsi="Calibri"/>
+          <w:b w:val="0"/>
           <w:sz w:val="22"/>
         </w:rPr>
-        <w:t>The CSV is saved to lomad-sim/results/lomad_results_log.csv in the repo. Once pushed, navigate to that file on github.com — GitHub renders it as a formatted table with no additional software needed.</w:t>
+        <w:t>Once the CSV is on your machine, commit it to the repo so it is version-controlled and accessible to collaborators without cluster access.</w:t>
       </w:r>
+    </w:p>
+    <w:p>
+      <w:pPr>
+        <w:spacing w:after="40"/>
+      </w:pPr>
+      <w:r>
+        <w:rPr>
+          <w:rFonts w:ascii="Calibri" w:hAnsi="Calibri"/>
+          <w:b/>
+          <w:color w:val="555555"/>
+          <w:sz w:val="18"/>
+        </w:rPr>
+        <w:t>Commit and push:</w:t>
+      </w:r>
+    </w:p>
+    <w:p>
+      <w:pPr>
+        <w:spacing w:before="0" w:after="0"/>
+        <w:ind w:left="288"/>
+        <w:shd w:val="clear" w:color="auto" w:fill="F4F4F4"/>
+        <w:pBdr>
+          <w:top w:val="single" w:sz="4" w:space="1" w:color="CCCCCC"/>
+          <w:left w:val="single" w:sz="12" w:space="2" w:color="1F548B"/>
+        </w:pBdr>
+      </w:pPr>
+      <w:r>
+        <w:rPr>
+          <w:rFonts w:ascii="Courier New" w:hAnsi="Courier New"/>
+          <w:color w:val="1E1E1E"/>
+          <w:sz w:val="19"/>
+        </w:rPr>
+        <w:t>git add lomad_results_log.csv</w:t>
+      </w:r>
+    </w:p>
+    <w:p>
+      <w:pPr>
+        <w:spacing w:before="0" w:after="0"/>
+        <w:ind w:left="288"/>
+        <w:shd w:val="clear" w:color="auto" w:fill="F4F4F4"/>
+        <w:pBdr>
+          <w:left w:val="single" w:sz="12" w:space="2" w:color="1F548B"/>
+        </w:pBdr>
+      </w:pPr>
+      <w:r>
+        <w:rPr>
+          <w:rFonts w:ascii="Courier New" w:hAnsi="Courier New"/>
+          <w:color w:val="1E1E1E"/>
+          <w:sz w:val="19"/>
+        </w:rPr>
+        <w:t>git commit -m 'results: update lomad_results_log.csv'</w:t>
+      </w:r>
+    </w:p>
+    <w:p>
+      <w:pPr>
+        <w:spacing w:before="0" w:after="0"/>
+        <w:ind w:left="288"/>
+        <w:shd w:val="clear" w:color="auto" w:fill="F4F4F4"/>
+        <w:pBdr>
+          <w:bottom w:val="single" w:sz="4" w:space="1" w:color="CCCCCC"/>
+          <w:left w:val="single" w:sz="12" w:space="2" w:color="1F548B"/>
+        </w:pBdr>
+      </w:pPr>
+      <w:r>
+        <w:rPr>
+          <w:rFonts w:ascii="Courier New" w:hAnsi="Courier New"/>
+          <w:color w:val="1E1E1E"/>
+          <w:sz w:val="19"/>
+        </w:rPr>
+        <w:t>git push</w:t>
+      </w:r>
+    </w:p>
+    <w:p>
+      <w:pPr>
+        <w:spacing w:after="40"/>
+      </w:pPr>
+    </w:p>
+    <w:p>
+      <w:pPr>
+        <w:spacing w:before="240" w:after="120"/>
+      </w:pPr>
+      <w:r>
+        <w:rPr>
+          <w:rFonts w:ascii="Calibri" w:hAnsi="Calibri"/>
+          <w:b/>
+          <w:color w:val="1F548B"/>
+          <w:sz w:val="26"/>
+        </w:rPr>
+        <w:t>Manual retrieval (busybox shell)</w:t>
+      </w:r>
+    </w:p>
+    <w:p>
+      <w:pPr>
+        <w:spacing w:after="120"/>
+      </w:pPr>
+      <w:r>
+        <w:rPr>
+          <w:rFonts w:ascii="Calibri" w:hAnsi="Calibri"/>
+          <w:b w:val="0"/>
+          <w:sz w:val="22"/>
+        </w:rPr>
+        <w:t>If you need to inspect multiple files or troubleshoot, you can open an interactive shell inside a helper pod:</w:t>
+      </w:r>
+    </w:p>
+    <w:p>
+      <w:pPr>
+        <w:spacing w:after="40"/>
+      </w:pPr>
+      <w:r>
+        <w:rPr>
+          <w:rFonts w:ascii="Calibri" w:hAnsi="Calibri"/>
+          <w:b/>
+          <w:color w:val="555555"/>
+          <w:sz w:val="18"/>
+        </w:rPr>
+        <w:t>Interactive inspection:</w:t>
+      </w:r>
+    </w:p>
+    <w:p>
+      <w:pPr>
+        <w:spacing w:before="0" w:after="0"/>
+        <w:ind w:left="288"/>
+        <w:shd w:val="clear" w:color="auto" w:fill="F4F4F4"/>
+        <w:pBdr>
+          <w:top w:val="single" w:sz="4" w:space="1" w:color="CCCCCC"/>
+          <w:left w:val="single" w:sz="12" w:space="2" w:color="1F548B"/>
+        </w:pBdr>
+      </w:pPr>
+      <w:r>
+        <w:rPr>
+          <w:rFonts w:ascii="Courier New" w:hAnsi="Courier New"/>
+          <w:color w:val="1E1E1E"/>
+          <w:sz w:val="19"/>
+        </w:rPr>
+        <w:t>kubectl run inspect \</w:t>
+      </w:r>
+    </w:p>
+    <w:p>
+      <w:pPr>
+        <w:spacing w:before="0" w:after="0"/>
+        <w:ind w:left="288"/>
+        <w:shd w:val="clear" w:color="auto" w:fill="F4F4F4"/>
+        <w:pBdr>
+          <w:left w:val="single" w:sz="12" w:space="2" w:color="1F548B"/>
+        </w:pBdr>
+      </w:pPr>
+      <w:r>
+        <w:rPr>
+          <w:rFonts w:ascii="Courier New" w:hAnsi="Courier New"/>
+          <w:color w:val="1E1E1E"/>
+          <w:sz w:val="19"/>
+        </w:rPr>
+        <w:t xml:space="preserve">  --namespace=cal-poly-lomad \</w:t>
+      </w:r>
+    </w:p>
+    <w:p>
+      <w:pPr>
+        <w:spacing w:before="0" w:after="0"/>
+        <w:ind w:left="288"/>
+        <w:shd w:val="clear" w:color="auto" w:fill="F4F4F4"/>
+        <w:pBdr>
+          <w:left w:val="single" w:sz="12" w:space="2" w:color="1F548B"/>
+        </w:pBdr>
+      </w:pPr>
+      <w:r>
+        <w:rPr>
+          <w:rFonts w:ascii="Courier New" w:hAnsi="Courier New"/>
+          <w:color w:val="1E1E1E"/>
+          <w:sz w:val="19"/>
+        </w:rPr>
+        <w:t xml:space="preserve">  --image=busybox --restart=Never --rm -it \</w:t>
+      </w:r>
+    </w:p>
+    <w:p>
+      <w:pPr>
+        <w:spacing w:before="0" w:after="0"/>
+        <w:ind w:left="288"/>
+        <w:shd w:val="clear" w:color="auto" w:fill="F4F4F4"/>
+        <w:pBdr>
+          <w:left w:val="single" w:sz="12" w:space="2" w:color="1F548B"/>
+        </w:pBdr>
+      </w:pPr>
+      <w:r>
+        <w:rPr>
+          <w:rFonts w:ascii="Courier New" w:hAnsi="Courier New"/>
+          <w:color w:val="1E1E1E"/>
+          <w:sz w:val="19"/>
+        </w:rPr>
+        <w:t xml:space="preserve">  --overrides='{</w:t>
+      </w:r>
+    </w:p>
+    <w:p>
+      <w:pPr>
+        <w:spacing w:before="0" w:after="0"/>
+        <w:ind w:left="288"/>
+        <w:shd w:val="clear" w:color="auto" w:fill="F4F4F4"/>
+        <w:pBdr>
+          <w:left w:val="single" w:sz="12" w:space="2" w:color="1F548B"/>
+        </w:pBdr>
+      </w:pPr>
+      <w:r>
+        <w:rPr>
+          <w:rFonts w:ascii="Courier New" w:hAnsi="Courier New"/>
+          <w:color w:val="1E1E1E"/>
+          <w:sz w:val="19"/>
+        </w:rPr>
+        <w:t xml:space="preserve">    "spec":{"volumes":[{"name":"output","persistentVolumeClaim":</w:t>
+      </w:r>
+    </w:p>
+    <w:p>
+      <w:pPr>
+        <w:spacing w:before="0" w:after="0"/>
+        <w:ind w:left="288"/>
+        <w:shd w:val="clear" w:color="auto" w:fill="F4F4F4"/>
+        <w:pBdr>
+          <w:left w:val="single" w:sz="12" w:space="2" w:color="1F548B"/>
+        </w:pBdr>
+      </w:pPr>
+      <w:r>
+        <w:rPr>
+          <w:rFonts w:ascii="Courier New" w:hAnsi="Courier New"/>
+          <w:color w:val="1E1E1E"/>
+          <w:sz w:val="19"/>
+        </w:rPr>
+        <w:t xml:space="preserve">    {"claimName":"lomad-sim-results"}}],"containers":[{"name":"inspect",</w:t>
+      </w:r>
+    </w:p>
+    <w:p>
+      <w:pPr>
+        <w:spacing w:before="0" w:after="0"/>
+        <w:ind w:left="288"/>
+        <w:shd w:val="clear" w:color="auto" w:fill="F4F4F4"/>
+        <w:pBdr>
+          <w:left w:val="single" w:sz="12" w:space="2" w:color="1F548B"/>
+        </w:pBdr>
+      </w:pPr>
+      <w:r>
+        <w:rPr>
+          <w:rFonts w:ascii="Courier New" w:hAnsi="Courier New"/>
+          <w:color w:val="1E1E1E"/>
+          <w:sz w:val="19"/>
+        </w:rPr>
+        <w:t xml:space="preserve">    "image":"busybox","stdin":true,"tty":true,"volumeMounts":</w:t>
+      </w:r>
+    </w:p>
+    <w:p>
+      <w:pPr>
+        <w:spacing w:before="0" w:after="0"/>
+        <w:ind w:left="288"/>
+        <w:shd w:val="clear" w:color="auto" w:fill="F4F4F4"/>
+        <w:pBdr>
+          <w:left w:val="single" w:sz="12" w:space="2" w:color="1F548B"/>
+        </w:pBdr>
+      </w:pPr>
+      <w:r>
+        <w:rPr>
+          <w:rFonts w:ascii="Courier New" w:hAnsi="Courier New"/>
+          <w:color w:val="1E1E1E"/>
+          <w:sz w:val="19"/>
+        </w:rPr>
+        <w:t xml:space="preserve">    [{"name":"output","mountPath":"/output"}]}]}}' \</w:t>
+      </w:r>
+    </w:p>
+    <w:p>
+      <w:pPr>
+        <w:spacing w:before="0" w:after="0"/>
+        <w:ind w:left="288"/>
+        <w:shd w:val="clear" w:color="auto" w:fill="F4F4F4"/>
+        <w:pBdr>
+          <w:left w:val="single" w:sz="12" w:space="2" w:color="1F548B"/>
+        </w:pBdr>
+      </w:pPr>
+      <w:r>
+        <w:rPr>
+          <w:rFonts w:ascii="Courier New" w:hAnsi="Courier New"/>
+          <w:color w:val="1E1E1E"/>
+          <w:sz w:val="19"/>
+        </w:rPr>
+        <w:t xml:space="preserve">  -- sh</w:t>
+      </w:r>
+    </w:p>
+    <w:p>
+      <w:pPr>
+        <w:spacing w:before="0" w:after="0"/>
+        <w:ind w:left="288"/>
+        <w:shd w:val="clear" w:color="auto" w:fill="F4F4F4"/>
+        <w:pBdr>
+          <w:left w:val="single" w:sz="12" w:space="2" w:color="1F548B"/>
+        </w:pBdr>
+      </w:pPr>
+      <w:r>
+        <w:rPr>
+          <w:rFonts w:ascii="Courier New" w:hAnsi="Courier New"/>
+          <w:color w:val="1E1E1E"/>
+          <w:sz w:val="19"/>
+        </w:rPr>
+        <w:t xml:space="preserve"> </w:t>
+      </w:r>
+    </w:p>
+    <w:p>
+      <w:pPr>
+        <w:spacing w:before="0" w:after="0"/>
+        <w:ind w:left="288"/>
+        <w:shd w:val="clear" w:color="auto" w:fill="F4F4F4"/>
+        <w:pBdr>
+          <w:left w:val="single" w:sz="12" w:space="2" w:color="1F548B"/>
+        </w:pBdr>
+      </w:pPr>
+      <w:r>
+        <w:rPr>
+          <w:rFonts w:ascii="Courier New" w:hAnsi="Courier New"/>
+          <w:color w:val="1E1E1E"/>
+          <w:sz w:val="19"/>
+        </w:rPr>
+        <w:t># Inside the shell:</w:t>
+      </w:r>
+    </w:p>
+    <w:p>
+      <w:pPr>
+        <w:spacing w:before="0" w:after="0"/>
+        <w:ind w:left="288"/>
+        <w:shd w:val="clear" w:color="auto" w:fill="F4F4F4"/>
+        <w:pBdr>
+          <w:left w:val="single" w:sz="12" w:space="2" w:color="1F548B"/>
+        </w:pBdr>
+      </w:pPr>
+      <w:r>
+        <w:rPr>
+          <w:rFonts w:ascii="Courier New" w:hAnsi="Courier New"/>
+          <w:color w:val="1E1E1E"/>
+          <w:sz w:val="19"/>
+        </w:rPr>
+        <w:t>ls /output</w:t>
+      </w:r>
+    </w:p>
+    <w:p>
+      <w:pPr>
+        <w:spacing w:before="0" w:after="0"/>
+        <w:ind w:left="288"/>
+        <w:shd w:val="clear" w:color="auto" w:fill="F4F4F4"/>
+        <w:pBdr>
+          <w:bottom w:val="single" w:sz="4" w:space="1" w:color="CCCCCC"/>
+          <w:left w:val="single" w:sz="12" w:space="2" w:color="1F548B"/>
+        </w:pBdr>
+      </w:pPr>
+      <w:r>
+        <w:rPr>
+          <w:rFonts w:ascii="Courier New" w:hAnsi="Courier New"/>
+          <w:color w:val="1E1E1E"/>
+          <w:sz w:val="19"/>
+        </w:rPr>
+        <w:t>cat /output/lomad_results_log.csv</w:t>
+      </w:r>
+    </w:p>
+    <w:p>
+      <w:pPr>
+        <w:spacing w:after="40"/>
+      </w:pPr>
     </w:p>
     <w:p>
       <w:r>
@@ -2279,6 +3048,19 @@
     </w:p>
     <w:p>
       <w:pPr>
+        <w:spacing w:after="120"/>
+      </w:pPr>
+      <w:r>
+        <w:rPr>
+          <w:rFonts w:ascii="Calibri" w:hAnsi="Calibri"/>
+          <w:b w:val="0"/>
+          <w:sz w:val="22"/>
+        </w:rPr>
+        <w:t>Once the one-time setup is complete, the typical session looks like this:</w:t>
+      </w:r>
+    </w:p>
+    <w:p>
+      <w:pPr>
         <w:spacing w:before="160" w:after="40"/>
       </w:pPr>
       <w:r>
@@ -2297,9 +3079,10 @@
       <w:r>
         <w:rPr>
           <w:rFonts w:ascii="Calibri" w:hAnsi="Calibri"/>
+          <w:b w:val="0"/>
           <w:sz w:val="22"/>
         </w:rPr>
-        <w:t>Always pull before building to ensure you have the latest sim.R and package changes.</w:t>
+        <w:t>Ensure you have the latest sim.R and package source before rebuilding.</w:t>
       </w:r>
     </w:p>
     <w:p>
@@ -2337,7 +3120,7 @@
           <w:b/>
           <w:sz w:val="22"/>
         </w:rPr>
-        <w:t>2. Rebuild and push</w:t>
+        <w:t>2. Rebuild and push the image</w:t>
       </w:r>
     </w:p>
     <w:p>
@@ -2347,9 +3130,10 @@
       <w:r>
         <w:rPr>
           <w:rFonts w:ascii="Calibri" w:hAnsi="Calibri"/>
+          <w:b w:val="0"/>
           <w:sz w:val="22"/>
         </w:rPr>
-        <w:t>Only needed when sim.R or the lomad package source has changed. Safe to skip otherwise.</w:t>
+        <w:t>Only needed when sim.R or the lomad package source changes. Safe to skip if nothing changed.</w:t>
       </w:r>
     </w:p>
     <w:p>
@@ -2415,6 +3199,7 @@
       <w:r>
         <w:rPr>
           <w:rFonts w:ascii="Calibri" w:hAnsi="Calibri"/>
+          <w:b w:val="0"/>
           <w:sz w:val="22"/>
         </w:rPr>
         <w:t>Or apply job.yaml for a single run. Jobs start within seconds of submission.</w:t>
@@ -2437,7 +3222,7 @@
           <w:color w:val="1E1E1E"/>
           <w:sz w:val="19"/>
         </w:rPr>
-        <w:t>GHCR_USER=&lt;github-username&gt; bash lomad-sim/submit_sweep.sh</w:t>
+        <w:t>bash lomad-sim/submit_sweep.sh</w:t>
       </w:r>
     </w:p>
     <w:p>
@@ -2455,7 +3240,7 @@
           <w:b/>
           <w:sz w:val="22"/>
         </w:rPr>
-        <w:t>4. Monitor until complete</w:t>
+        <w:t>4. Monitor</w:t>
       </w:r>
     </w:p>
     <w:p>
@@ -2465,9 +3250,10 @@
       <w:r>
         <w:rPr>
           <w:rFonts w:ascii="Calibri" w:hAnsi="Calibri"/>
+          <w:b w:val="0"/>
           <w:sz w:val="22"/>
         </w:rPr>
-        <w:t>Wait until all jobs show Complete. Typical runtime: 1-5 minutes per job.</w:t>
+        <w:t>Watch until all jobs show COMPLETE. Typical runtime: 1-5 minutes per job.</w:t>
       </w:r>
     </w:p>
     <w:p>
@@ -2505,7 +3291,7 @@
           <w:b/>
           <w:sz w:val="22"/>
         </w:rPr>
-        <w:t>5. Fetch and publish</w:t>
+        <w:t>5. Fetch results</w:t>
       </w:r>
     </w:p>
     <w:p>
@@ -2515,9 +3301,10 @@
       <w:r>
         <w:rPr>
           <w:rFonts w:ascii="Calibri" w:hAnsi="Calibri"/>
+          <w:b w:val="0"/>
           <w:sz w:val="22"/>
         </w:rPr>
-        <w:t>Copies the CSV from the shared PVC, commits, and pushes to GitHub. Results are then visible on github.com with no further steps.</w:t>
+        <w:t>Downloads lomad_results_log.csv from the cluster PVC to your local machine.</w:t>
       </w:r>
     </w:p>
     <w:p>
@@ -2538,6 +3325,57 @@
           <w:sz w:val="19"/>
         </w:rPr>
         <w:t>bash lomad-sim/fetch_results.sh</w:t>
+      </w:r>
+    </w:p>
+    <w:p>
+      <w:pPr>
+        <w:spacing w:after="40"/>
+      </w:pPr>
+    </w:p>
+    <w:p>
+      <w:pPr>
+        <w:spacing w:before="160" w:after="40"/>
+      </w:pPr>
+      <w:r>
+        <w:rPr>
+          <w:rFonts w:ascii="Calibri" w:hAnsi="Calibri"/>
+          <w:b/>
+          <w:sz w:val="22"/>
+        </w:rPr>
+        <w:t>6. Commit and push</w:t>
+      </w:r>
+    </w:p>
+    <w:p>
+      <w:pPr>
+        <w:spacing w:after="40"/>
+      </w:pPr>
+      <w:r>
+        <w:rPr>
+          <w:rFonts w:ascii="Calibri" w:hAnsi="Calibri"/>
+          <w:b w:val="0"/>
+          <w:sz w:val="22"/>
+        </w:rPr>
+        <w:t>Makes results available to collaborators who do not have cluster access.</w:t>
+      </w:r>
+    </w:p>
+    <w:p>
+      <w:pPr>
+        <w:spacing w:before="0" w:after="0"/>
+        <w:ind w:left="288"/>
+        <w:shd w:val="clear" w:color="auto" w:fill="F4F4F4"/>
+        <w:pBdr>
+          <w:top w:val="single" w:sz="4" w:space="1" w:color="CCCCCC"/>
+          <w:bottom w:val="single" w:sz="4" w:space="1" w:color="CCCCCC"/>
+          <w:left w:val="single" w:sz="12" w:space="2" w:color="1F548B"/>
+        </w:pBdr>
+      </w:pPr>
+      <w:r>
+        <w:rPr>
+          <w:rFonts w:ascii="Courier New" w:hAnsi="Courier New"/>
+          <w:color w:val="1E1E1E"/>
+          <w:sz w:val="19"/>
+        </w:rPr>
+        <w:t>git add lomad_results_log.csv &amp;&amp; git commit -m 'results: ...' &amp;&amp; git push</w:t>
       </w:r>
     </w:p>
     <w:p>
@@ -2588,9 +3426,10 @@
       <w:r>
         <w:rPr>
           <w:rFonts w:ascii="Calibri" w:hAnsi="Calibri"/>
+          <w:b w:val="0"/>
           <w:sz w:val="22"/>
         </w:rPr>
-        <w:t>The cluster cannot pull your image. Check that your pull secret exists (kubectl get secrets --namespace=cal-poly-lomad), that the secret name in job.yaml matches exactly, and that the image name includes your correct GitHub username.</w:t>
+        <w:t>The cluster cannot pull the Docker image. Check that: (1) ghcr-secret exists in the cal-poly-lomad namespace (kubectl get secrets), (2) the image name in job.yaml or submit_sweep.sh matches your GitHub username exactly, (3) the image is either public or the secret has valid credentials.</w:t>
       </w:r>
     </w:p>
     <w:p>
@@ -2614,9 +3453,10 @@
       <w:r>
         <w:rPr>
           <w:rFonts w:ascii="Calibri" w:hAnsi="Calibri"/>
+          <w:b w:val="0"/>
           <w:sz w:val="22"/>
         </w:rPr>
-        <w:t>The pod ran out of memory. Increase memory requests and limits in job.yaml. Default (1Gi / 1228Mi) suits n=500. For n=1000 try 2Gi / 2456Mi.</w:t>
+        <w:t>The pod ran out of memory. Increase memory: requests and limits in job.yaml. The current default (1Gi request, 1228Mi limit) is suitable for n=500. For n=1000 or above, try 2Gi / 2456Mi.</w:t>
       </w:r>
     </w:p>
     <w:p>
@@ -2630,7 +3470,7 @@
           <w:color w:val="C0392B"/>
           <w:sz w:val="22"/>
         </w:rPr>
-        <w:t>BackoffLimitExceeded</w:t>
+        <w:t>Job shows 'BackoffLimitExceeded'</w:t>
       </w:r>
     </w:p>
     <w:p>
@@ -2640,9 +3480,10 @@
       <w:r>
         <w:rPr>
           <w:rFonts w:ascii="Calibri" w:hAnsi="Calibri"/>
+          <w:b w:val="0"/>
           <w:sz w:val="22"/>
         </w:rPr>
-        <w:t>The job failed and exhausted retries. Check logs with kubectl logs &lt;pod-name&gt;. Common cause: missing lomad function because the image was not rebuilt after a package change. Check NAMESPACE exports lomad_fit_clt and lomad_test_clt.</w:t>
+        <w:t>The job failed and exhausted its retry limit (backoffLimit: 1). Check the pod logs with kubectl logs &lt;pod-name&gt; to see the R error. Common causes: a missing lomad function (image not rebuilt after a package change) or an invalid parameter combination.</w:t>
       </w:r>
     </w:p>
     <w:p>
@@ -2656,7 +3497,7 @@
           <w:color w:val="C0392B"/>
           <w:sz w:val="22"/>
         </w:rPr>
-        <w:t>fetch_results.sh times out</w:t>
+        <w:t>CSV not found on PVC</w:t>
       </w:r>
     </w:p>
     <w:p>
@@ -2666,9 +3507,10 @@
       <w:r>
         <w:rPr>
           <w:rFonts w:ascii="Calibri" w:hAnsi="Calibri"/>
+          <w:b w:val="0"/>
           <w:sz w:val="22"/>
         </w:rPr>
-        <w:t>The helper pod could not start in time. The script uses the lomad-sim image (already cached on nodes) rather than busybox. If it still times out, check cluster load with kubectl get nodes, or wait and retry.</w:t>
+        <w:t>If fetch_results.sh says the file does not exist, at least one job must have completed successfully first. Check that jobs are Completed (not Failed) with kubectl get jobs.</w:t>
       </w:r>
     </w:p>
     <w:p>
@@ -2682,7 +3524,7 @@
           <w:color w:val="C0392B"/>
           <w:sz w:val="22"/>
         </w:rPr>
-        <w:t>fetch_results.sh git push fails</w:t>
+        <w:t>Auto-window selection produces unexpected results</w:t>
       </w:r>
     </w:p>
     <w:p>
@@ -2692,9 +3534,10 @@
       <w:r>
         <w:rPr>
           <w:rFonts w:ascii="Calibri" w:hAnsi="Calibri"/>
+          <w:b w:val="0"/>
           <w:sz w:val="22"/>
         </w:rPr>
-        <w:t>Run git pull --rebase first to reconcile any diverged history, then rerun the script. Use NO_PUSH=1 to skip the push and handle git manually.</w:t>
+        <w:t>When SIM_H=0, h is set to max(5, floor(n/200)). For n=500 this gives h=2, which may be too small. If you see unusual ARMA orders or near-zero rejection counts, try setting SIM_H=30 manually.</w:t>
       </w:r>
     </w:p>
     <w:p>
@@ -2721,9 +3564,10 @@
       <w:r>
         <w:rPr>
           <w:rFonts w:ascii="Calibri" w:hAnsi="Calibri"/>
+          <w:b w:val="0"/>
           <w:sz w:val="22"/>
         </w:rPr>
-        <w:t>All simulation files live in lomad-sim/ in the repository.</w:t>
+        <w:t>All simulation files live in the lomad-sim/ directory of the repo.</w:t>
       </w:r>
     </w:p>
     <w:tbl>
@@ -2795,7 +3639,7 @@
                 <w:rFonts w:ascii="Calibri" w:hAnsi="Calibri"/>
                 <w:sz w:val="20"/>
               </w:rPr>
-              <w:t>Builds the container. Installs R, lomad dependencies, and lomad from source.</w:t>
+              <w:t>Builds the container. Copy . copies the full repo so lomad can be installed from source.</w:t>
             </w:r>
           </w:p>
         </w:tc>
@@ -2825,7 +3669,7 @@
                 <w:rFonts w:ascii="Calibri" w:hAnsi="Calibri"/>
                 <w:sz w:val="20"/>
               </w:rPr>
-              <w:t>Simulation script. Reads env vars, runs CLT pipeline, appends row to CSV log.</w:t>
+              <w:t>The simulation script. Reads parameters from env vars, runs the CLT pipeline, and appends a row to the CSV log.</w:t>
             </w:r>
           </w:p>
         </w:tc>
@@ -2855,7 +3699,7 @@
                 <w:rFonts w:ascii="Calibri" w:hAnsi="Calibri"/>
                 <w:sz w:val="20"/>
               </w:rPr>
-              <w:t>Single-job manifest. Update image name and pull secret name before use.</w:t>
+              <w:t>Kubernetes Job manifest for a single run. Edit env: to change parameters. Change the image: line to use your GitHub username.</w:t>
             </w:r>
           </w:p>
         </w:tc>
@@ -2885,37 +3729,7 @@
                 <w:rFonts w:ascii="Calibri" w:hAnsi="Calibri"/>
                 <w:sz w:val="20"/>
               </w:rPr>
-              <w:t>Submits one job per d value. Set GHCR_USER to your username.</w:t>
-            </w:r>
-          </w:p>
-        </w:tc>
-      </w:tr>
-      <w:tr>
-        <w:tc>
-          <w:tcPr>
-            <w:tcW w:type="dxa" w:w="4680"/>
-          </w:tcPr>
-          <w:p>
-            <w:r>
-              <w:rPr>
-                <w:rFonts w:ascii="Courier New" w:hAnsi="Courier New"/>
-                <w:sz w:val="20"/>
-              </w:rPr>
-              <w:t>submit_diagnostic.sh</w:t>
-            </w:r>
-          </w:p>
-        </w:tc>
-        <w:tc>
-          <w:tcPr>
-            <w:tcW w:type="dxa" w:w="4680"/>
-          </w:tcPr>
-          <w:p>
-            <w:r>
-              <w:rPr>
-                <w:rFonts w:ascii="Calibri" w:hAnsi="Calibri"/>
-                <w:sz w:val="20"/>
-              </w:rPr>
-              <w:t>Submits two diagnostic sweeps (extreme d and h=30 comparison) in parallel.</w:t>
+              <w:t>Submits one job per value in D_VALUES. Set GHCR_USER at the top or pass it as an environment variable.</w:t>
             </w:r>
           </w:p>
         </w:tc>
@@ -2945,7 +3759,7 @@
                 <w:rFonts w:ascii="Calibri" w:hAnsi="Calibri"/>
                 <w:sz w:val="20"/>
               </w:rPr>
-              <w:t>Fetches CSV from shared PVC, saves to lomad-sim/results/, commits and pushes.</w:t>
+              <w:t>Retrieves lomad_results_log.csv from the PVC to your local machine. Cleans up the helper pod immediately after.</w:t>
             </w:r>
           </w:p>
         </w:tc>
@@ -2975,7 +3789,7 @@
                 <w:rFonts w:ascii="Calibri" w:hAnsi="Calibri"/>
                 <w:sz w:val="20"/>
               </w:rPr>
-              <w:t>Shared PVC definition — already applied to the namespace, no action needed.</w:t>
+              <w:t>Defines the PersistentVolumeClaim. Apply once to create the shared storage volume.</w:t>
             </w:r>
           </w:p>
         </w:tc>
@@ -2991,7 +3805,7 @@
                 <w:rFonts w:ascii="Courier New" w:hAnsi="Courier New"/>
                 <w:sz w:val="20"/>
               </w:rPr>
-              <w:t>results/lomad_results_log.csv</w:t>
+              <w:t>RUNNING_JOBS.txt</w:t>
             </w:r>
           </w:p>
         </w:tc>
@@ -3005,7 +3819,7 @@
                 <w:rFonts w:ascii="Calibri" w:hAnsi="Calibri"/>
                 <w:sz w:val="20"/>
               </w:rPr>
-              <w:t>Aggregated results CSV. One row per job. Viewable on github.com as a table.</w:t>
+              <w:t>Quick-reference cheat sheet with the most common commands.</w:t>
             </w:r>
           </w:p>
         </w:tc>
@@ -3013,7 +3827,7 @@
     </w:tbl>
     <w:p>
       <w:pPr>
-        <w:spacing w:after="120"/>
+        <w:spacing w:after="240"/>
       </w:pPr>
     </w:p>
     <w:sectPr>
